--- a/docs/project-documentation/Chapter_2_Feasibility_Study.docx
+++ b/docs/project-documentation/Chapter_2_Feasibility_Study.docx
@@ -102,7 +102,7 @@
           <w:sz w:val="24"/>
           <w:szCs w:val="24"/>
         </w:rPr>
-        <w:t xml:space="preserve">An Enterprise Cybersecurity Awareness and Incident Response Platform</w:t>
+        <w:t xml:space="preserve">A Cybersecurity Awareness and Incident Response Platform</w:t>
       </w:r>
     </w:p>
     <w:p>
@@ -166,7 +166,7 @@
         <w:t xml:space="preserve">Academic session: </w:t>
       </w:r>
       <w:r>
-        <w:t xml:space="preserve">ND3 IT, January 2023 intake</w:t>
+        <w:t xml:space="preserve">ND3 IT, January 2023</w:t>
       </w:r>
     </w:p>
     <w:p>
@@ -187,7 +187,7 @@
         <w:spacing w:after="120" w:line="300"/>
       </w:pPr>
       <w:r>
-        <w:t xml:space="preserve">A feasibility study decides whether a proposed project is worth building before large effort is spent. This chapter applies five standard techniques: technical, economic, operational, schedule and legal/ethical feasibility. It then compares three alternative solutions and recommends one.</w:t>
+        <w:t xml:space="preserve">A feasibility study checks if a project is worth building before much effort is spent. This chapter uses five techniques: technical, economic, operational, schedule, and legal and ethical feasibility. It then compares three possible solutions and gives a recommendation.</w:t>
       </w:r>
     </w:p>
     <w:p>
@@ -195,7 +195,7 @@
         <w:spacing w:after="120" w:line="300"/>
       </w:pPr>
       <w:r>
-        <w:t xml:space="preserve">Three alternatives were considered:</w:t>
+        <w:t xml:space="preserve">The three options are:</w:t>
       </w:r>
     </w:p>
     <w:p>
@@ -212,10 +212,10 @@
           <w:b/>
           <w:bCs/>
         </w:rPr>
-        <w:t xml:space="preserve">Option A: Continue the manual process</w:t>
-      </w:r>
-      <w:r>
-        <w:t xml:space="preserve"> (posters, talks, e-mail, spreadsheets).</w:t>
+        <w:t xml:space="preserve">Option A: keep the manual process</w:t>
+      </w:r>
+      <w:r>
+        <w:t xml:space="preserve"> (posters, talks, e-mail and spreadsheets).</w:t>
       </w:r>
     </w:p>
     <w:p>
@@ -232,10 +232,10 @@
           <w:b/>
           <w:bCs/>
         </w:rPr>
-        <w:t xml:space="preserve">Option B: Buy an off-the-shelf commercial awareness and ticketing suite</w:t>
-      </w:r>
-      <w:r>
-        <w:t xml:space="preserve"> (separate subscriptions for training/phishing simulation and for incident ticketing).</w:t>
+        <w:t xml:space="preserve">Option B: buy a ready-made commercial product</w:t>
+      </w:r>
+      <w:r>
+        <w:t xml:space="preserve"> (separate products for training and phishing tests, and for incident tickets).</w:t>
       </w:r>
     </w:p>
     <w:p>
@@ -252,10 +252,10 @@
           <w:b/>
           <w:bCs/>
         </w:rPr>
-        <w:t xml:space="preserve">Option C: Build CyberShield Hub</w:t>
-      </w:r>
-      <w:r>
-        <w:t xml:space="preserve">, a custom integrated platform using open-source technology.</w:t>
+        <w:t xml:space="preserve">Option C: build CyberShield Hub</w:t>
+      </w:r>
+      <w:r>
+        <w:t xml:space="preserve">, a custom system made from open-source tools.</w:t>
       </w:r>
     </w:p>
     <w:p>
@@ -271,7 +271,23 @@
         <w:spacing w:after="120" w:line="300"/>
       </w:pPr>
       <w:r>
-        <w:t xml:space="preserve">Technical feasibility asks whether the required technology exists, is mature and can be operated with the skills available.</w:t>
+        <w:t xml:space="preserve">Technical feasibility asks three questions. Does the technology exist? Is it proven? Can the available people use it?</w:t>
+      </w:r>
+    </w:p>
+    <w:p>
+      <w:pPr>
+        <w:keepNext/>
+        <w:spacing w:after="60" w:before="120"/>
+      </w:pPr>
+      <w:r>
+        <w:rPr>
+          <w:b/>
+          <w:bCs/>
+          <w:color w:val="555555"/>
+          <w:sz w:val="19"/>
+          <w:szCs w:val="19"/>
+        </w:rPr>
+        <w:t xml:space="preserve">Table 2.1: Technical feasibility</w:t>
       </w:r>
     </w:p>
     <w:tbl>
@@ -321,7 +337,7 @@
                 <w:sz w:val="19"/>
                 <w:szCs w:val="19"/>
               </w:rPr>
-              <w:t xml:space="preserve">Requirement</w:t>
+              <w:t xml:space="preserve">Need</w:t>
             </w:r>
           </w:p>
         </w:tc>
@@ -413,7 +429,7 @@
                 <w:sz w:val="19"/>
                 <w:szCs w:val="19"/>
               </w:rPr>
-              <w:t xml:space="preserve">Server-side language and framework</w:t>
+              <w:t xml:space="preserve">Server language and framework</w:t>
             </w:r>
           </w:p>
         </w:tc>
@@ -467,7 +483,7 @@
                 <w:sz w:val="19"/>
                 <w:szCs w:val="19"/>
               </w:rPr>
-              <w:t xml:space="preserve">Mature, well documented, free; includes ORM, migrations, admin and security protections</w:t>
+              <w:t xml:space="preserve">Proven, free and well documented. It has an ORM, migrations, an admin site and built-in security</w:t>
             </w:r>
           </w:p>
         </w:tc>
@@ -499,7 +515,7 @@
                 <w:sz w:val="19"/>
                 <w:szCs w:val="19"/>
               </w:rPr>
-              <w:t xml:space="preserve">Authentication</w:t>
+              <w:t xml:space="preserve">Login</w:t>
             </w:r>
           </w:p>
         </w:tc>
@@ -526,7 +542,7 @@
                 <w:sz w:val="19"/>
                 <w:szCs w:val="19"/>
               </w:rPr>
-              <w:t xml:space="preserve">Simple JWT with refresh rotation and blacklist</w:t>
+              <w:t xml:space="preserve">Simple JWT with refresh rotation and a blacklist</w:t>
             </w:r>
           </w:p>
         </w:tc>
@@ -553,7 +569,7 @@
                 <w:sz w:val="19"/>
                 <w:szCs w:val="19"/>
               </w:rPr>
-              <w:t xml:space="preserve">Standard, stateless, works for web and mobile</w:t>
+              <w:t xml:space="preserve">Standard method that works for web and mobile</w:t>
             </w:r>
           </w:p>
         </w:tc>
@@ -612,7 +628,7 @@
                 <w:sz w:val="19"/>
                 <w:szCs w:val="19"/>
               </w:rPr>
-              <w:t xml:space="preserve">SQLite (development), MySQL 8 (production)</w:t>
+              <w:t xml:space="preserve">SQLite (development), MySQL 8 (real use)</w:t>
             </w:r>
           </w:p>
         </w:tc>
@@ -639,7 +655,7 @@
                 <w:sz w:val="19"/>
                 <w:szCs w:val="19"/>
               </w:rPr>
-              <w:t xml:space="preserve">Zero set-up for development; MySQL is widely supported and scalable</w:t>
+              <w:t xml:space="preserve">SQLite needs no set-up; MySQL is common and scales well</w:t>
             </w:r>
           </w:p>
         </w:tc>
@@ -725,7 +741,7 @@
                 <w:sz w:val="19"/>
                 <w:szCs w:val="19"/>
               </w:rPr>
-              <w:t xml:space="preserve">Component model suits the many screens; Chart.js gives dashboards</w:t>
+              <w:t xml:space="preserve">Components suit the many screens; Chart.js draws the dashboards</w:t>
             </w:r>
           </w:p>
         </w:tc>
@@ -757,7 +773,7 @@
                 <w:sz w:val="19"/>
                 <w:szCs w:val="19"/>
               </w:rPr>
-              <w:t xml:space="preserve">Mobile client</w:t>
+              <w:t xml:space="preserve">Mobile app</w:t>
             </w:r>
           </w:p>
         </w:tc>
@@ -784,7 +800,7 @@
                 <w:sz w:val="19"/>
                 <w:szCs w:val="19"/>
               </w:rPr>
-              <w:t xml:space="preserve">Flutter (Dart) with provider, http, secure storage</w:t>
+              <w:t xml:space="preserve">Flutter (Dart) with provider, http and secure storage</w:t>
             </w:r>
           </w:p>
         </w:tc>
@@ -811,7 +827,7 @@
                 <w:sz w:val="19"/>
                 <w:szCs w:val="19"/>
               </w:rPr>
-              <w:t xml:space="preserve">One code base for Android/iOS; secure token storage available</w:t>
+              <w:t xml:space="preserve">One code base; tokens can be stored safely</w:t>
             </w:r>
           </w:p>
         </w:tc>
@@ -843,7 +859,7 @@
                 <w:sz w:val="19"/>
                 <w:szCs w:val="19"/>
               </w:rPr>
-              <w:t xml:space="preserve">API documentation</w:t>
+              <w:t xml:space="preserve">API documents</w:t>
             </w:r>
           </w:p>
         </w:tc>
@@ -870,7 +886,7 @@
                 <w:sz w:val="19"/>
                 <w:szCs w:val="19"/>
               </w:rPr>
-              <w:t xml:space="preserve">drf-spectacular (OpenAPI/Swagger)</w:t>
+              <w:t xml:space="preserve">drf-spectacular (OpenAPI / Swagger)</w:t>
             </w:r>
           </w:p>
         </w:tc>
@@ -897,7 +913,7 @@
                 <w:sz w:val="19"/>
                 <w:szCs w:val="19"/>
               </w:rPr>
-              <w:t xml:space="preserve">Generates documentation automatically</w:t>
+              <w:t xml:space="preserve">Creates the documents automatically</w:t>
             </w:r>
           </w:p>
         </w:tc>
@@ -929,7 +945,7 @@
                 <w:sz w:val="19"/>
                 <w:szCs w:val="19"/>
               </w:rPr>
-              <w:t xml:space="preserve">Testing and CI</w:t>
+              <w:t xml:space="preserve">Testing</w:t>
             </w:r>
           </w:p>
         </w:tc>
@@ -956,7 +972,7 @@
                 <w:sz w:val="19"/>
                 <w:szCs w:val="19"/>
               </w:rPr>
-              <w:t xml:space="preserve">pytest, pytest-django, GitHub Actions workflow</w:t>
+              <w:t xml:space="preserve">pytest, pytest-django, GitHub Actions</w:t>
             </w:r>
           </w:p>
         </w:tc>
@@ -983,7 +999,7 @@
                 <w:sz w:val="19"/>
                 <w:szCs w:val="19"/>
               </w:rPr>
-              <w:t xml:space="preserve">Automated regression testing is available at no cost</w:t>
+              <w:t xml:space="preserve">Free automatic testing</w:t>
             </w:r>
           </w:p>
         </w:tc>
@@ -1042,7 +1058,7 @@
                 <w:sz w:val="19"/>
                 <w:szCs w:val="19"/>
               </w:rPr>
-              <w:t xml:space="preserve">Any PC or small server with 4 GB RAM; clients need only a browser or Android phone</w:t>
+              <w:t xml:space="preserve">Any PC or small server with 4 GB RAM; users need a browser or an Android phone</w:t>
             </w:r>
           </w:p>
         </w:tc>
@@ -1069,7 +1085,7 @@
                 <w:sz w:val="19"/>
                 <w:szCs w:val="19"/>
               </w:rPr>
-              <w:t xml:space="preserve">Already available in most organisations</w:t>
+              <w:t xml:space="preserve">Most organisations already have this</w:t>
             </w:r>
           </w:p>
         </w:tc>
@@ -1092,17 +1108,7 @@
         <w:t xml:space="preserve">Skills.</w:t>
       </w:r>
       <w:r>
-        <w:t xml:space="preserve"> The developer has working knowledge of Python, JavaScript and databases. All frameworks have extensive free documentation. </w:t>
-      </w:r>
-      <w:r>
-        <w:rPr>
-          <w:b/>
-          <w:bCs/>
-        </w:rPr>
-        <w:t xml:space="preserve">Risk:</w:t>
-      </w:r>
-      <w:r>
-        <w:t xml:space="preserve"> learning curve for React and Flutter. This was reduced by building the API first and reusing its service layer for both clients.</w:t>
+        <w:t xml:space="preserve"> The developer knows Python, JavaScript and databases. All the tools have free guides. The main risk is the time needed to learn React and Flutter. To reduce this risk, the API was built first and both apps use it.</w:t>
       </w:r>
     </w:p>
     <w:p>
@@ -1117,7 +1123,7 @@
         <w:t xml:space="preserve">Conclusion:</w:t>
       </w:r>
       <w:r>
-        <w:t xml:space="preserve"> technically feasible. A working prototype of every module has been built and verified by automated tests.</w:t>
+        <w:t xml:space="preserve"> the project is technically feasible. A working version of every module has been built and checked with automatic tests.</w:t>
       </w:r>
     </w:p>
     <w:p>
@@ -1133,7 +1139,7 @@
         <w:spacing w:after="120" w:line="300"/>
       </w:pPr>
       <w:r>
-        <w:t xml:space="preserve">Economic feasibility compares costs with benefits. Figures are planning estimates in US dollars for a 50-user organisation and should be replaced with local quotations.</w:t>
+        <w:t xml:space="preserve">Economic feasibility compares costs and benefits. The amounts below are estimates in US dollars for an organisation with 50 users. They should be replaced with local prices.</w:t>
       </w:r>
     </w:p>
     <w:p>
@@ -1142,6 +1148,22 @@
       </w:pPr>
       <w:r>
         <w:t xml:space="preserve">2.3.1 Costs</w:t>
+      </w:r>
+    </w:p>
+    <w:p>
+      <w:pPr>
+        <w:keepNext/>
+        <w:spacing w:after="60" w:before="120"/>
+      </w:pPr>
+      <w:r>
+        <w:rPr>
+          <w:b/>
+          <w:bCs/>
+          <w:color w:val="555555"/>
+          <w:sz w:val="19"/>
+          <w:szCs w:val="19"/>
+        </w:rPr>
+        <w:t xml:space="preserve">Table 2.2: Estimated costs</w:t>
       </w:r>
     </w:p>
     <w:tbl>
@@ -1368,7 +1390,7 @@
                 <w:sz w:val="19"/>
                 <w:szCs w:val="19"/>
               </w:rPr>
-              <w:t xml:space="preserve">≈ 2,500 per year (50 users, two products)</w:t>
+              <w:t xml:space="preserve">About 2,500 a year (50 users, two products)</w:t>
             </w:r>
           </w:p>
         </w:tc>
@@ -1395,7 +1417,7 @@
                 <w:sz w:val="19"/>
                 <w:szCs w:val="19"/>
               </w:rPr>
-              <w:t xml:space="preserve">0 (open-source stack)</w:t>
+              <w:t xml:space="preserve">0 (open source)</w:t>
             </w:r>
           </w:p>
         </w:tc>
@@ -1540,7 +1562,7 @@
                 <w:sz w:val="19"/>
                 <w:szCs w:val="19"/>
               </w:rPr>
-              <w:t xml:space="preserve">Hosting server / VPS</w:t>
+              <w:t xml:space="preserve">Hosting</w:t>
             </w:r>
           </w:p>
         </w:tc>
@@ -1621,7 +1643,7 @@
                 <w:sz w:val="19"/>
                 <w:szCs w:val="19"/>
               </w:rPr>
-              <w:t xml:space="preserve">≈ 240 per year (or existing server)</w:t>
+              <w:t xml:space="preserve">About 240 a year (or an existing server)</w:t>
             </w:r>
           </w:p>
         </w:tc>
@@ -1653,7 +1675,7 @@
                 <w:sz w:val="19"/>
                 <w:szCs w:val="19"/>
               </w:rPr>
-              <w:t xml:space="preserve">Set-up and integration</w:t>
+              <w:t xml:space="preserve">Set-up</w:t>
             </w:r>
           </w:p>
         </w:tc>
@@ -1707,7 +1729,7 @@
                 <w:sz w:val="19"/>
                 <w:szCs w:val="19"/>
               </w:rPr>
-              <w:t xml:space="preserve">≈ 800</w:t>
+              <w:t xml:space="preserve">About 800</w:t>
             </w:r>
           </w:p>
         </w:tc>
@@ -1734,7 +1756,7 @@
                 <w:sz w:val="19"/>
                 <w:szCs w:val="19"/>
               </w:rPr>
-              <w:t xml:space="preserve">≈ 100 (domain, TLS certificate)</w:t>
+              <w:t xml:space="preserve">About 100 (domain name and certificate)</w:t>
             </w:r>
           </w:p>
         </w:tc>
@@ -1766,7 +1788,7 @@
                 <w:sz w:val="19"/>
                 <w:szCs w:val="19"/>
               </w:rPr>
-              <w:t xml:space="preserve">Training of staff</w:t>
+              <w:t xml:space="preserve">Staff training</w:t>
             </w:r>
           </w:p>
         </w:tc>
@@ -1793,7 +1815,7 @@
                 <w:sz w:val="19"/>
                 <w:szCs w:val="19"/>
               </w:rPr>
-              <w:t xml:space="preserve">≈ 300 per year (facilitator, printing)</w:t>
+              <w:t xml:space="preserve">About 300 a year</w:t>
             </w:r>
           </w:p>
         </w:tc>
@@ -1820,7 +1842,7 @@
                 <w:sz w:val="19"/>
                 <w:szCs w:val="19"/>
               </w:rPr>
-              <w:t xml:space="preserve">≈ 200</w:t>
+              <w:t xml:space="preserve">About 200</w:t>
             </w:r>
           </w:p>
         </w:tc>
@@ -1847,7 +1869,7 @@
                 <w:sz w:val="19"/>
                 <w:szCs w:val="19"/>
               </w:rPr>
-              <w:t xml:space="preserve">≈ 200 (internal sessions)</w:t>
+              <w:t xml:space="preserve">About 200 (internal sessions)</w:t>
             </w:r>
           </w:p>
         </w:tc>
@@ -1879,7 +1901,7 @@
                 <w:sz w:val="19"/>
                 <w:szCs w:val="19"/>
               </w:rPr>
-              <w:t xml:space="preserve">Maintenance and support</w:t>
+              <w:t xml:space="preserve">Support</w:t>
             </w:r>
           </w:p>
         </w:tc>
@@ -1933,7 +1955,7 @@
                 <w:sz w:val="19"/>
                 <w:szCs w:val="19"/>
               </w:rPr>
-              <w:t xml:space="preserve">Included in subscription</w:t>
+              <w:t xml:space="preserve">Included in the subscription</w:t>
             </w:r>
           </w:p>
         </w:tc>
@@ -1960,7 +1982,7 @@
                 <w:sz w:val="19"/>
                 <w:szCs w:val="19"/>
               </w:rPr>
-              <w:t xml:space="preserve">≈ 15 hours per month of IT time</w:t>
+              <w:t xml:space="preserve">About 15 hours of IT time each month</w:t>
             </w:r>
           </w:p>
         </w:tc>
@@ -1994,7 +2016,7 @@
                 <w:sz w:val="19"/>
                 <w:szCs w:val="19"/>
               </w:rPr>
-              <w:t xml:space="preserve">Estimated first-year cash cost</w:t>
+              <w:t xml:space="preserve">First-year cash cost</w:t>
             </w:r>
           </w:p>
         </w:tc>
@@ -2023,7 +2045,7 @@
                 <w:sz w:val="19"/>
                 <w:szCs w:val="19"/>
               </w:rPr>
-              <w:t xml:space="preserve">≈ 300</w:t>
+              <w:t xml:space="preserve">About 300</w:t>
             </w:r>
           </w:p>
         </w:tc>
@@ -2052,7 +2074,7 @@
                 <w:sz w:val="19"/>
                 <w:szCs w:val="19"/>
               </w:rPr>
-              <w:t xml:space="preserve">≈ 3,500</w:t>
+              <w:t xml:space="preserve">About 3,500</w:t>
             </w:r>
           </w:p>
         </w:tc>
@@ -2081,7 +2103,7 @@
                 <w:sz w:val="19"/>
                 <w:szCs w:val="19"/>
               </w:rPr>
-              <w:t xml:space="preserve">≈ 540</w:t>
+              <w:t xml:space="preserve">About 540</w:t>
             </w:r>
           </w:p>
         </w:tc>
@@ -2114,10 +2136,10 @@
           <w:b/>
           <w:bCs/>
         </w:rPr>
-        <w:t xml:space="preserve">Tangible:</w:t>
-      </w:r>
-      <w:r>
-        <w:t xml:space="preserve"> time saved compiling reports (estimated 4 hours per month); fewer repeat incidents; reduced cost of a single phishing-related loss, which for a small organisation can exceed the entire system cost.</w:t>
+        <w:t xml:space="preserve">Measurable:</w:t>
+      </w:r>
+      <w:r>
+        <w:t xml:space="preserve"> about 4 hours saved each month on reports; fewer repeat incidents; one avoided phishing loss can cost more than the whole system.</w:t>
       </w:r>
     </w:p>
     <w:p>
@@ -2134,10 +2156,10 @@
           <w:b/>
           <w:bCs/>
         </w:rPr>
-        <w:t xml:space="preserve">Intangible:</w:t>
-      </w:r>
-      <w:r>
-        <w:t xml:space="preserve"> improved security culture; faster incident response; evidence for audits and insurers; one data set owned by the organisation.</w:t>
+        <w:t xml:space="preserve">Hard to measure:</w:t>
+      </w:r>
+      <w:r>
+        <w:t xml:space="preserve"> a better security culture; faster response; proof for auditors and insurers; one set of data owned by the organisation.</w:t>
       </w:r>
     </w:p>
     <w:p>
@@ -2145,7 +2167,7 @@
         <w:pStyle w:val="Heading2"/>
       </w:pPr>
       <w:r>
-        <w:t xml:space="preserve">2.3.3 Cost-benefit result</w:t>
+        <w:t xml:space="preserve">2.3.3 Result</w:t>
       </w:r>
     </w:p>
     <w:p>
@@ -2153,7 +2175,7 @@
         <w:spacing w:after="120" w:line="300"/>
       </w:pPr>
       <w:r>
-        <w:t xml:space="preserve">Option C has a first-year cost roughly 85% lower than Option B while providing the integration between training, phishing practice and incident response that Option B sells as separate products. Option A is cheapest on paper but delivers none of the measurable benefits. The pay-back period for Option C is expected to be under one year if it prevents even one moderate incident.</w:t>
+        <w:t xml:space="preserve">In the first year, Option C costs about 85% less than Option B. It also joins training, phishing practice and incident response, which Option B sells as separate products. Option A is cheapest on paper but gives none of the benefits. Option C should pay for itself in under one year if it prevents even one medium-size incident.</w:t>
       </w:r>
     </w:p>
     <w:p>
@@ -2168,7 +2190,7 @@
         <w:t xml:space="preserve">Conclusion:</w:t>
       </w:r>
       <w:r>
-        <w:t xml:space="preserve"> economically feasible.</w:t>
+        <w:t xml:space="preserve"> the project is economically feasible.</w:t>
       </w:r>
     </w:p>
     <w:p>
@@ -2184,7 +2206,23 @@
         <w:spacing w:after="120" w:line="300"/>
       </w:pPr>
       <w:r>
-        <w:t xml:space="preserve">Operational feasibility asks whether people will use the system and whether it fits the way the organisation works.</w:t>
+        <w:t xml:space="preserve">Operational feasibility asks if people will use the system and if it fits the way the organisation works.</w:t>
+      </w:r>
+    </w:p>
+    <w:p>
+      <w:pPr>
+        <w:keepNext/>
+        <w:spacing w:after="60" w:before="120"/>
+      </w:pPr>
+      <w:r>
+        <w:rPr>
+          <w:b/>
+          <w:bCs/>
+          <w:color w:val="555555"/>
+          <w:sz w:val="19"/>
+          <w:szCs w:val="19"/>
+        </w:rPr>
+        <w:t xml:space="preserve">Table 2.3: Operational feasibility</w:t>
       </w:r>
     </w:p>
     <w:tbl>
@@ -2322,7 +2360,7 @@
                 <w:sz w:val="19"/>
                 <w:szCs w:val="19"/>
               </w:rPr>
-              <w:t xml:space="preserve">The interface follows familiar patterns (dashboard, cards, forms). Short lessons and quizzes can be done in minutes; the mobile app lets staff learn on their phones.</w:t>
+              <w:t xml:space="preserve">The screens use familiar patterns such as a dashboard, cards and forms. Lessons and quizzes are short. The mobile app lets staff learn on their phones.</w:t>
             </w:r>
           </w:p>
         </w:tc>
@@ -2354,7 +2392,7 @@
                 <w:sz w:val="19"/>
                 <w:szCs w:val="19"/>
               </w:rPr>
-              <w:t xml:space="preserve">Does it solve the problems found?</w:t>
+              <w:t xml:space="preserve">Does it solve the problems?</w:t>
             </w:r>
           </w:p>
         </w:tc>
@@ -2381,7 +2419,7 @@
                 <w:sz w:val="19"/>
                 <w:szCs w:val="19"/>
               </w:rPr>
-              <w:t xml:space="preserve">Each problem in Chapter 1 (Section 1.2.3) maps to a module: for example problems 4–7 are solved by the incident module and problems 1–3 by training, quizzes and the simulator.</w:t>
+              <w:t xml:space="preserve">Each problem in Chapter 1 has a matching module. Problems 4 to 7 are solved by the incident module. Problems 1 to 3 are solved by training, quizzes and the simulator.</w:t>
             </w:r>
           </w:p>
         </w:tc>
@@ -2413,7 +2451,7 @@
                 <w:sz w:val="19"/>
                 <w:szCs w:val="19"/>
               </w:rPr>
-              <w:t xml:space="preserve">Is management support likely?</w:t>
+              <w:t xml:space="preserve">Will management support it?</w:t>
             </w:r>
           </w:p>
         </w:tc>
@@ -2440,7 +2478,7 @@
                 <w:sz w:val="19"/>
                 <w:szCs w:val="19"/>
               </w:rPr>
-              <w:t xml:space="preserve">Dashboards and audit exports give managers the evidence they need, which encourages sponsorship.</w:t>
+              <w:t xml:space="preserve">Dashboards and audit reports give managers the facts they need.</w:t>
             </w:r>
           </w:p>
         </w:tc>
@@ -2472,7 +2510,7 @@
                 <w:sz w:val="19"/>
                 <w:szCs w:val="19"/>
               </w:rPr>
-              <w:t xml:space="preserve">Who will operate it?</w:t>
+              <w:t xml:space="preserve">Who will run it?</w:t>
             </w:r>
           </w:p>
         </w:tc>
@@ -2499,7 +2537,7 @@
                 <w:sz w:val="19"/>
                 <w:szCs w:val="19"/>
               </w:rPr>
-              <w:t xml:space="preserve">A small IT team. Admin screens let non-programmers manage users, lessons, quizzes and alerts.</w:t>
+              <w:t xml:space="preserve">A small IT team. Admin screens let people who are not programmers manage users, lessons, quizzes and alerts.</w:t>
             </w:r>
           </w:p>
         </w:tc>
@@ -2531,7 +2569,7 @@
                 <w:sz w:val="19"/>
                 <w:szCs w:val="19"/>
               </w:rPr>
-              <w:t xml:space="preserve">Will staff resist change?</w:t>
+              <w:t xml:space="preserve">Will staff resist the change?</w:t>
             </w:r>
           </w:p>
         </w:tc>
@@ -2558,7 +2596,7 @@
                 <w:sz w:val="19"/>
                 <w:szCs w:val="19"/>
               </w:rPr>
-              <w:t xml:space="preserve">Resistance is reduced by short training, demonstrations and a pilot group (see Chapter 6 conversion plan).</w:t>
+              <w:t xml:space="preserve">Short training, demonstrations and a pilot group reduce this risk (see the conversion plan in Chapter 6).</w:t>
             </w:r>
           </w:p>
         </w:tc>
@@ -2590,7 +2628,7 @@
                 <w:sz w:val="19"/>
                 <w:szCs w:val="19"/>
               </w:rPr>
-              <w:t xml:space="preserve">Security and privacy acceptance?</w:t>
+              <w:t xml:space="preserve">Is privacy respected?</w:t>
             </w:r>
           </w:p>
         </w:tc>
@@ -2617,7 +2655,7 @@
                 <w:sz w:val="19"/>
                 <w:szCs w:val="19"/>
               </w:rPr>
-              <w:t xml:space="preserve">Role-based access ensures users only see their own incidents and results.</w:t>
+              <w:t xml:space="preserve">Role-based access means users see only their own incidents and results.</w:t>
             </w:r>
           </w:p>
         </w:tc>
@@ -2640,7 +2678,7 @@
         <w:t xml:space="preserve">Conclusion:</w:t>
       </w:r>
       <w:r>
-        <w:t xml:space="preserve"> operationally feasible, provided users receive brief training and management endorses use.</w:t>
+        <w:t xml:space="preserve"> the project is operationally feasible if users get short training and management supports it.</w:t>
       </w:r>
     </w:p>
     <w:p>
@@ -2656,7 +2694,23 @@
         <w:spacing w:after="120" w:line="300"/>
       </w:pPr>
       <w:r>
-        <w:t xml:space="preserve">Schedule feasibility checks that the project can be completed within the time allowed (one term of about 14 weeks).</w:t>
+        <w:t xml:space="preserve">Schedule feasibility checks that the project can finish in the time allowed. The term is about 14 weeks.</w:t>
+      </w:r>
+    </w:p>
+    <w:p>
+      <w:pPr>
+        <w:keepNext/>
+        <w:spacing w:after="60" w:before="120"/>
+      </w:pPr>
+      <w:r>
+        <w:rPr>
+          <w:b/>
+          <w:bCs/>
+          <w:color w:val="555555"/>
+          <w:sz w:val="19"/>
+          <w:szCs w:val="19"/>
+        </w:rPr>
+        <w:t xml:space="preserve">Table 2.4: Project phases</w:t>
       </w:r>
     </w:p>
     <w:tbl>
@@ -2766,7 +2820,7 @@
                 <w:sz w:val="19"/>
                 <w:szCs w:val="19"/>
               </w:rPr>
-              <w:t xml:space="preserve">Deliverable</w:t>
+              <w:t xml:space="preserve">Result</w:t>
             </w:r>
           </w:p>
         </w:tc>
@@ -2825,7 +2879,7 @@
                 <w:sz w:val="19"/>
                 <w:szCs w:val="19"/>
               </w:rPr>
-              <w:t xml:space="preserve">1–2</w:t>
+              <w:t xml:space="preserve">1 to 2</w:t>
             </w:r>
           </w:p>
         </w:tc>
@@ -2911,7 +2965,7 @@
                 <w:sz w:val="19"/>
                 <w:szCs w:val="19"/>
               </w:rPr>
-              <w:t xml:space="preserve">2–3</w:t>
+              <w:t xml:space="preserve">2 to 3</w:t>
             </w:r>
           </w:p>
         </w:tc>
@@ -2938,7 +2992,7 @@
                 <w:sz w:val="19"/>
                 <w:szCs w:val="19"/>
               </w:rPr>
-              <w:t xml:space="preserve">Requirement specification, fact-finding records</w:t>
+              <w:t xml:space="preserve">Requirement list and fact-finding records</w:t>
             </w:r>
           </w:p>
         </w:tc>
@@ -2997,7 +3051,7 @@
                 <w:sz w:val="19"/>
                 <w:szCs w:val="19"/>
               </w:rPr>
-              <w:t xml:space="preserve">3–4</w:t>
+              <w:t xml:space="preserve">3 to 4</w:t>
             </w:r>
           </w:p>
         </w:tc>
@@ -3024,7 +3078,7 @@
                 <w:sz w:val="19"/>
                 <w:szCs w:val="19"/>
               </w:rPr>
-              <w:t xml:space="preserve">DFDs, UML, database and interface designs</w:t>
+              <w:t xml:space="preserve">DFDs, UML, database and screen designs</w:t>
             </w:r>
           </w:p>
         </w:tc>
@@ -3056,7 +3110,7 @@
                 <w:sz w:val="19"/>
                 <w:szCs w:val="19"/>
               </w:rPr>
-              <w:t xml:space="preserve">Back end development (authentication, training, quizzes)</w:t>
+              <w:t xml:space="preserve">Back end: login, training, quizzes</w:t>
             </w:r>
           </w:p>
         </w:tc>
@@ -3083,7 +3137,7 @@
                 <w:sz w:val="19"/>
                 <w:szCs w:val="19"/>
               </w:rPr>
-              <w:t xml:space="preserve">4–7</w:t>
+              <w:t xml:space="preserve">4 to 7</w:t>
             </w:r>
           </w:p>
         </w:tc>
@@ -3110,7 +3164,7 @@
                 <w:sz w:val="19"/>
                 <w:szCs w:val="19"/>
               </w:rPr>
-              <w:t xml:space="preserve">Working API for core learning modules</w:t>
+              <w:t xml:space="preserve">Working API for the learning modules</w:t>
             </w:r>
           </w:p>
         </w:tc>
@@ -3142,7 +3196,7 @@
                 <w:sz w:val="19"/>
                 <w:szCs w:val="19"/>
               </w:rPr>
-              <w:t xml:space="preserve">Back end development (phishing, incidents, alerts, analytics, audit)</w:t>
+              <w:t xml:space="preserve">Back end: phishing, incidents, alerts, audit</w:t>
             </w:r>
           </w:p>
         </w:tc>
@@ -3169,7 +3223,7 @@
                 <w:sz w:val="19"/>
                 <w:szCs w:val="19"/>
               </w:rPr>
-              <w:t xml:space="preserve">7–11</w:t>
+              <w:t xml:space="preserve">7 to 11</w:t>
             </w:r>
           </w:p>
         </w:tc>
@@ -3255,7 +3309,7 @@
                 <w:sz w:val="19"/>
                 <w:szCs w:val="19"/>
               </w:rPr>
-              <w:t xml:space="preserve">6–12</w:t>
+              <w:t xml:space="preserve">6 to 12</w:t>
             </w:r>
           </w:p>
         </w:tc>
@@ -3282,7 +3336,7 @@
                 <w:sz w:val="19"/>
                 <w:szCs w:val="19"/>
               </w:rPr>
-              <w:t xml:space="preserve">React application for all roles</w:t>
+              <w:t xml:space="preserve">React app for all roles</w:t>
             </w:r>
           </w:p>
         </w:tc>
@@ -3314,7 +3368,7 @@
                 <w:sz w:val="19"/>
                 <w:szCs w:val="19"/>
               </w:rPr>
-              <w:t xml:space="preserve">Mobile application</w:t>
+              <w:t xml:space="preserve">Mobile app</w:t>
             </w:r>
           </w:p>
         </w:tc>
@@ -3341,7 +3395,7 @@
                 <w:sz w:val="19"/>
                 <w:szCs w:val="19"/>
               </w:rPr>
-              <w:t xml:space="preserve">11–13</w:t>
+              <w:t xml:space="preserve">11 to 13</w:t>
             </w:r>
           </w:p>
         </w:tc>
@@ -3427,7 +3481,7 @@
                 <w:sz w:val="19"/>
                 <w:szCs w:val="19"/>
               </w:rPr>
-              <w:t xml:space="preserve">10–13</w:t>
+              <w:t xml:space="preserve">10 to 13</w:t>
             </w:r>
           </w:p>
         </w:tc>
@@ -3454,7 +3508,7 @@
                 <w:sz w:val="19"/>
                 <w:szCs w:val="19"/>
               </w:rPr>
-              <w:t xml:space="preserve">Automated and manual test results</w:t>
+              <w:t xml:space="preserve">Automatic and manual test results</w:t>
             </w:r>
           </w:p>
         </w:tc>
@@ -3486,7 +3540,7 @@
                 <w:sz w:val="19"/>
                 <w:szCs w:val="19"/>
               </w:rPr>
-              <w:t xml:space="preserve">Documentation, presentation and hand-over</w:t>
+              <w:t xml:space="preserve">Documents, presentation and hand-over</w:t>
             </w:r>
           </w:p>
         </w:tc>
@@ -3513,7 +3567,7 @@
                 <w:sz w:val="19"/>
                 <w:szCs w:val="19"/>
               </w:rPr>
-              <w:t xml:space="preserve">13–14</w:t>
+              <w:t xml:space="preserve">13 to 14</w:t>
             </w:r>
           </w:p>
         </w:tc>
@@ -3553,10 +3607,73 @@
     </w:p>
     <w:p>
       <w:pPr>
+        <w:keepNext/>
+        <w:spacing w:after="60" w:before="120"/>
+        <w:jc w:val="center"/>
+      </w:pPr>
+      <w:r>
+        <w:drawing>
+          <wp:inline distT="0" distB="0" distL="0" distR="0">
+            <wp:extent cx="5524500" cy="2609850"/>
+            <wp:effectExtent t="0" r="0" b="0" l="0"/>
+            <wp:docPr id="2" name="gantt.png" descr="Figure 2.1: Project schedule (Gantt chart)" title="Figure 2.1: Project schedule (Gantt chart)"/>
+            <wp:cNvGraphicFramePr>
+              <a:graphicFrameLocks xmlns:a="http://schemas.openxmlformats.org/drawingml/2006/main" noChangeAspect="1"/>
+            </wp:cNvGraphicFramePr>
+            <a:graphic xmlns:a="http://schemas.openxmlformats.org/drawingml/2006/main">
+              <a:graphicData uri="http://schemas.openxmlformats.org/drawingml/2006/picture">
+                <pic:pic xmlns:pic="http://schemas.openxmlformats.org/drawingml/2006/picture">
+                  <pic:nvPicPr>
+                    <pic:cNvPr id="0" name="" descr=""/>
+                    <pic:cNvPicPr>
+                      <a:picLocks noChangeAspect="1" noChangeArrowheads="1"/>
+                    </pic:cNvPicPr>
+                  </pic:nvPicPr>
+                  <pic:blipFill>
+                    <a:blip r:embed="rId9" cstate="none"/>
+                    <a:srcRect/>
+                    <a:stretch>
+                      <a:fillRect/>
+                    </a:stretch>
+                  </pic:blipFill>
+                  <pic:spPr bwMode="auto">
+                    <a:xfrm>
+                      <a:off x="0" y="0"/>
+                      <a:ext cx="5524500" cy="2609850"/>
+                    </a:xfrm>
+                    <a:prstGeom prst="rect">
+                      <a:avLst/>
+                    </a:prstGeom>
+                  </pic:spPr>
+                </pic:pic>
+              </a:graphicData>
+            </a:graphic>
+          </wp:inline>
+        </w:drawing>
+      </w:r>
+    </w:p>
+    <w:p>
+      <w:pPr>
+        <w:spacing w:after="200"/>
+        <w:jc w:val="center"/>
+      </w:pPr>
+      <w:r>
+        <w:rPr>
+          <w:i/>
+          <w:iCs/>
+          <w:color w:val="555555"/>
+          <w:sz w:val="18"/>
+          <w:szCs w:val="18"/>
+        </w:rPr>
+        <w:t xml:space="preserve">Figure 2.1: Project schedule (Gantt chart)</w:t>
+      </w:r>
+    </w:p>
+    <w:p>
+      <w:pPr>
         <w:spacing w:after="120" w:line="300"/>
       </w:pPr>
       <w:r>
-        <w:t xml:space="preserve">Because the API and web client are developed in parallel and testing begins as soon as each module exists, the critical path is the back end. Risks (illness, hardware failure) are managed by committing work to Git daily. A buffer of one week is kept inside the testing phase.</w:t>
+        <w:t xml:space="preserve">The API and the web app are built in parallel, and testing starts as soon as each module exists. The back end is the critical path. To manage risks such as illness or computer failure, work is saved to Git every day. One week of the testing phase is kept as spare time.</w:t>
       </w:r>
     </w:p>
     <w:p>
@@ -3571,7 +3688,7 @@
         <w:t xml:space="preserve">Conclusion:</w:t>
       </w:r>
       <w:r>
-        <w:t xml:space="preserve"> schedule feasible. The implemented system already demonstrates that the timetable was achievable.</w:t>
+        <w:t xml:space="preserve"> the project is feasible within the schedule. The finished system shows that the plan could be met.</w:t>
       </w:r>
     </w:p>
     <w:p>
@@ -3580,6 +3697,22 @@
       </w:pPr>
       <w:r>
         <w:t xml:space="preserve">2.6 Technique 5: Legal and Ethical Feasibility</w:t>
+      </w:r>
+    </w:p>
+    <w:p>
+      <w:pPr>
+        <w:keepNext/>
+        <w:spacing w:after="60" w:before="120"/>
+      </w:pPr>
+      <w:r>
+        <w:rPr>
+          <w:b/>
+          <w:bCs/>
+          <w:color w:val="555555"/>
+          <w:sz w:val="19"/>
+          <w:szCs w:val="19"/>
+        </w:rPr>
+        <w:t xml:space="preserve">Table 2.5: Legal and ethical feasibility</w:t>
       </w:r>
     </w:p>
     <w:tbl>
@@ -3659,7 +3792,7 @@
                 <w:sz w:val="19"/>
                 <w:szCs w:val="19"/>
               </w:rPr>
-              <w:t xml:space="preserve">Consideration</w:t>
+              <w:t xml:space="preserve">Issue</w:t>
             </w:r>
           </w:p>
         </w:tc>
@@ -3689,7 +3822,7 @@
                 <w:sz w:val="19"/>
                 <w:szCs w:val="19"/>
               </w:rPr>
-              <w:t xml:space="preserve">How the project addresses it</w:t>
+              <w:t xml:space="preserve">How the project deals with it</w:t>
             </w:r>
           </w:p>
         </w:tc>
@@ -3748,7 +3881,7 @@
                 <w:sz w:val="19"/>
                 <w:szCs w:val="19"/>
               </w:rPr>
-              <w:t xml:space="preserve">The system stores names, e-mail addresses, scores and incident reports (personal data). Zimbabwe's Cyber and Data Protection Act requires lawful, limited and secure processing.</w:t>
+              <w:t xml:space="preserve">The system keeps names, e-mail addresses, scores and incident reports. Zimbabwe's Cyber and Data Protection Act asks for lawful, limited and secure use of personal data.</w:t>
             </w:r>
           </w:p>
         </w:tc>
@@ -3775,7 +3908,7 @@
                 <w:sz w:val="19"/>
                 <w:szCs w:val="19"/>
               </w:rPr>
-              <w:t xml:space="preserve">Collect only what is needed; role-based access; users see only their own data; password hashing; deactivation of accounts; audit log of access to changes.</w:t>
+              <w:t xml:space="preserve">Collect only what is needed; role-based access; users see only their own data; passwords are hashed; accounts can be deactivated; changes are logged.</w:t>
             </w:r>
           </w:p>
         </w:tc>
@@ -3807,7 +3940,7 @@
                 <w:sz w:val="19"/>
                 <w:szCs w:val="19"/>
               </w:rPr>
-              <w:t xml:space="preserve">Software licensing</w:t>
+              <w:t xml:space="preserve">Software licences</w:t>
             </w:r>
           </w:p>
         </w:tc>
@@ -3834,7 +3967,7 @@
                 <w:sz w:val="19"/>
                 <w:szCs w:val="19"/>
               </w:rPr>
-              <w:t xml:space="preserve">All libraries must be legally usable.</w:t>
+              <w:t xml:space="preserve">All libraries must be legal to use.</w:t>
             </w:r>
           </w:p>
         </w:tc>
@@ -3861,7 +3994,7 @@
                 <w:sz w:val="19"/>
                 <w:szCs w:val="19"/>
               </w:rPr>
-              <w:t xml:space="preserve">Django, React, Flutter, Chart.js and others are open source with permissive licences.</w:t>
+              <w:t xml:space="preserve">Django, React, Flutter, Chart.js and the other tools are open source with permissive licences.</w:t>
             </w:r>
           </w:p>
         </w:tc>
@@ -3893,7 +4026,7 @@
                 <w:sz w:val="19"/>
                 <w:szCs w:val="19"/>
               </w:rPr>
-              <w:t xml:space="preserve">Phishing simulation ethics</w:t>
+              <w:t xml:space="preserve">Ethics of phishing tests</w:t>
             </w:r>
           </w:p>
         </w:tc>
@@ -3920,7 +4053,7 @@
                 <w:sz w:val="19"/>
                 <w:szCs w:val="19"/>
               </w:rPr>
-              <w:t xml:space="preserve">Deceiving staff with real fake e-mails can cause distress or legal exposure.</w:t>
+              <w:t xml:space="preserve">Tricking staff with real fake e-mails can upset people or cause legal problems.</w:t>
             </w:r>
           </w:p>
         </w:tc>
@@ -3947,7 +4080,7 @@
                 <w:sz w:val="19"/>
                 <w:szCs w:val="19"/>
               </w:rPr>
-              <w:t xml:space="preserve">Simulations are in-app, clearly an exercise, and provide educational feedback rather than blame.</w:t>
+              <w:t xml:space="preserve">The simulations stay inside the app, are clearly exercises and teach instead of blame.</w:t>
             </w:r>
           </w:p>
         </w:tc>
@@ -4006,7 +4139,7 @@
                 <w:sz w:val="19"/>
                 <w:szCs w:val="19"/>
               </w:rPr>
-              <w:t xml:space="preserve">Uploaded files could contain malware or sensitive information.</w:t>
+              <w:t xml:space="preserve">Uploaded files may hold malware or private data.</w:t>
             </w:r>
           </w:p>
         </w:tc>
@@ -4033,7 +4166,7 @@
                 <w:sz w:val="19"/>
                 <w:szCs w:val="19"/>
               </w:rPr>
-              <w:t xml:space="preserve">Only allow-listed types (png, jpg, jpeg, pdf, txt, log, eml, msg) up to 10 MB; files are stored, never executed; access limited by role.</w:t>
+              <w:t xml:space="preserve">Only png, jpg, jpeg, pdf, txt, log, eml and msg files up to 10 MB are accepted. Files are stored and never run. Access depends on role.</w:t>
             </w:r>
           </w:p>
         </w:tc>
@@ -4065,7 +4198,7 @@
                 <w:sz w:val="19"/>
                 <w:szCs w:val="19"/>
               </w:rPr>
-              <w:t xml:space="preserve">Intellectual property</w:t>
+              <w:t xml:space="preserve">Copyright</w:t>
             </w:r>
           </w:p>
         </w:tc>
@@ -4092,7 +4225,7 @@
                 <w:sz w:val="19"/>
                 <w:szCs w:val="19"/>
               </w:rPr>
-              <w:t xml:space="preserve">Training content must not infringe copyright.</w:t>
+              <w:t xml:space="preserve">Training content must not copy other people's work.</w:t>
             </w:r>
           </w:p>
         </w:tc>
@@ -4119,7 +4252,7 @@
                 <w:sz w:val="19"/>
                 <w:szCs w:val="19"/>
               </w:rPr>
-              <w:t xml:space="preserve">Lesson content is original and written for the platform.</w:t>
+              <w:t xml:space="preserve">The lesson text is original and written for this platform.</w:t>
             </w:r>
           </w:p>
         </w:tc>
@@ -4178,7 +4311,7 @@
                 <w:sz w:val="19"/>
                 <w:szCs w:val="19"/>
               </w:rPr>
-              <w:t xml:space="preserve">Administrative actions must be traceable.</w:t>
+              <w:t xml:space="preserve">Administrator actions must be traceable.</w:t>
             </w:r>
           </w:p>
         </w:tc>
@@ -4205,7 +4338,7 @@
                 <w:sz w:val="19"/>
                 <w:szCs w:val="19"/>
               </w:rPr>
-              <w:t xml:space="preserve">Every mutating request is logged with actor, time and path.</w:t>
+              <w:t xml:space="preserve">Every data-changing request is logged with who, when and what.</w:t>
             </w:r>
           </w:p>
         </w:tc>
@@ -4228,7 +4361,7 @@
         <w:t xml:space="preserve">Conclusion:</w:t>
       </w:r>
       <w:r>
-        <w:t xml:space="preserve"> legally and ethically feasible when the controls above are kept and the organisation publishes an acceptable-use and privacy notice.</w:t>
+        <w:t xml:space="preserve"> the project is legally and ethically feasible if these controls are kept and the organisation publishes an acceptable-use and privacy notice.</w:t>
       </w:r>
     </w:p>
     <w:p>
@@ -4236,15 +4369,23 @@
         <w:pStyle w:val="Heading1"/>
       </w:pPr>
       <w:r>
-        <w:t xml:space="preserve">2.7 Comparison of Alternatives</w:t>
+        <w:t xml:space="preserve">2.7 Risk Analysis</w:t>
       </w:r>
     </w:p>
     <w:p>
       <w:pPr>
-        <w:spacing w:after="120" w:line="300"/>
-      </w:pPr>
-      <w:r>
-        <w:t xml:space="preserve">Each criterion is scored from 1 (poor) to 5 (excellent) and multiplied by a weight.</w:t>
+        <w:keepNext/>
+        <w:spacing w:after="60" w:before="120"/>
+      </w:pPr>
+      <w:r>
+        <w:rPr>
+          <w:b/>
+          <w:bCs/>
+          <w:color w:val="555555"/>
+          <w:sz w:val="19"/>
+          <w:szCs w:val="19"/>
+        </w:rPr>
+        <w:t xml:space="preserve">Table 2.6: Project risks</w:t>
       </w:r>
     </w:p>
     <w:tbl>
@@ -4260,10 +4401,756 @@
         </w:tblBorders>
       </w:tblPr>
       <w:tblGrid>
-        <w:gridCol w:w="2900"/>
+        <w:gridCol w:w="3000"/>
+        <w:gridCol w:w="1000"/>
+        <w:gridCol w:w="1400"/>
+        <w:gridCol w:w="3626"/>
+      </w:tblGrid>
+      <w:tr>
+        <w:trPr>
+          <w:tblHeader/>
+        </w:trPr>
+        <w:tc>
+          <w:tcPr>
+            <w:tcW w:type="dxa" w:w="3000"/>
+            <w:tcBorders>
+              <w:top w:val="single" w:color="B8C2D0" w:sz="4"/>
+              <w:left w:val="single" w:color="B8C2D0" w:sz="4"/>
+              <w:bottom w:val="single" w:color="B8C2D0" w:sz="4"/>
+              <w:right w:val="single" w:color="B8C2D0" w:sz="4"/>
+            </w:tcBorders>
+            <w:shd w:fill="1F3A5F" w:color="auto" w:val="clear"/>
+            <w:tcMar>
+              <w:top w:type="dxa" w:w="60"/>
+              <w:left w:type="dxa" w:w="100"/>
+              <w:bottom w:type="dxa" w:w="60"/>
+              <w:right w:type="dxa" w:w="100"/>
+            </w:tcMar>
+          </w:tcPr>
+          <w:p>
+            <w:r>
+              <w:rPr>
+                <w:b/>
+                <w:bCs/>
+                <w:color w:val="FFFFFF"/>
+                <w:sz w:val="19"/>
+                <w:szCs w:val="19"/>
+              </w:rPr>
+              <w:t xml:space="preserve">Risk</w:t>
+            </w:r>
+          </w:p>
+        </w:tc>
+        <w:tc>
+          <w:tcPr>
+            <w:tcW w:type="dxa" w:w="1000"/>
+            <w:tcBorders>
+              <w:top w:val="single" w:color="B8C2D0" w:sz="4"/>
+              <w:left w:val="single" w:color="B8C2D0" w:sz="4"/>
+              <w:bottom w:val="single" w:color="B8C2D0" w:sz="4"/>
+              <w:right w:val="single" w:color="B8C2D0" w:sz="4"/>
+            </w:tcBorders>
+            <w:shd w:fill="1F3A5F" w:color="auto" w:val="clear"/>
+            <w:tcMar>
+              <w:top w:type="dxa" w:w="60"/>
+              <w:left w:type="dxa" w:w="100"/>
+              <w:bottom w:type="dxa" w:w="60"/>
+              <w:right w:type="dxa" w:w="100"/>
+            </w:tcMar>
+          </w:tcPr>
+          <w:p>
+            <w:r>
+              <w:rPr>
+                <w:b/>
+                <w:bCs/>
+                <w:color w:val="FFFFFF"/>
+                <w:sz w:val="19"/>
+                <w:szCs w:val="19"/>
+              </w:rPr>
+              <w:t xml:space="preserve">Chance</w:t>
+            </w:r>
+          </w:p>
+        </w:tc>
+        <w:tc>
+          <w:tcPr>
+            <w:tcW w:type="dxa" w:w="1400"/>
+            <w:tcBorders>
+              <w:top w:val="single" w:color="B8C2D0" w:sz="4"/>
+              <w:left w:val="single" w:color="B8C2D0" w:sz="4"/>
+              <w:bottom w:val="single" w:color="B8C2D0" w:sz="4"/>
+              <w:right w:val="single" w:color="B8C2D0" w:sz="4"/>
+            </w:tcBorders>
+            <w:shd w:fill="1F3A5F" w:color="auto" w:val="clear"/>
+            <w:tcMar>
+              <w:top w:type="dxa" w:w="60"/>
+              <w:left w:type="dxa" w:w="100"/>
+              <w:bottom w:type="dxa" w:w="60"/>
+              <w:right w:type="dxa" w:w="100"/>
+            </w:tcMar>
+          </w:tcPr>
+          <w:p>
+            <w:r>
+              <w:rPr>
+                <w:b/>
+                <w:bCs/>
+                <w:color w:val="FFFFFF"/>
+                <w:sz w:val="19"/>
+                <w:szCs w:val="19"/>
+              </w:rPr>
+              <w:t xml:space="preserve">Effect</w:t>
+            </w:r>
+          </w:p>
+        </w:tc>
+        <w:tc>
+          <w:tcPr>
+            <w:tcW w:type="dxa" w:w="3626"/>
+            <w:tcBorders>
+              <w:top w:val="single" w:color="B8C2D0" w:sz="4"/>
+              <w:left w:val="single" w:color="B8C2D0" w:sz="4"/>
+              <w:bottom w:val="single" w:color="B8C2D0" w:sz="4"/>
+              <w:right w:val="single" w:color="B8C2D0" w:sz="4"/>
+            </w:tcBorders>
+            <w:shd w:fill="1F3A5F" w:color="auto" w:val="clear"/>
+            <w:tcMar>
+              <w:top w:type="dxa" w:w="60"/>
+              <w:left w:type="dxa" w:w="100"/>
+              <w:bottom w:type="dxa" w:w="60"/>
+              <w:right w:type="dxa" w:w="100"/>
+            </w:tcMar>
+          </w:tcPr>
+          <w:p>
+            <w:r>
+              <w:rPr>
+                <w:b/>
+                <w:bCs/>
+                <w:color w:val="FFFFFF"/>
+                <w:sz w:val="19"/>
+                <w:szCs w:val="19"/>
+              </w:rPr>
+              <w:t xml:space="preserve">Plan to reduce it</w:t>
+            </w:r>
+          </w:p>
+        </w:tc>
+      </w:tr>
+      <w:tr>
+        <w:trPr>
+          <w:cantSplit/>
+        </w:trPr>
+        <w:tc>
+          <w:tcPr>
+            <w:tcW w:type="dxa" w:w="3000"/>
+            <w:tcBorders>
+              <w:top w:val="single" w:color="B8C2D0" w:sz="4"/>
+              <w:left w:val="single" w:color="B8C2D0" w:sz="4"/>
+              <w:bottom w:val="single" w:color="B8C2D0" w:sz="4"/>
+              <w:right w:val="single" w:color="B8C2D0" w:sz="4"/>
+            </w:tcBorders>
+            <w:shd w:fill="FFFFFF" w:color="auto" w:val="clear"/>
+            <w:tcMar>
+              <w:top w:type="dxa" w:w="60"/>
+              <w:left w:type="dxa" w:w="100"/>
+              <w:bottom w:type="dxa" w:w="60"/>
+              <w:right w:type="dxa" w:w="100"/>
+            </w:tcMar>
+          </w:tcPr>
+          <w:p>
+            <w:r>
+              <w:rPr>
+                <w:sz w:val="19"/>
+                <w:szCs w:val="19"/>
+              </w:rPr>
+              <w:t xml:space="preserve">Learning React and Flutter takes too long</w:t>
+            </w:r>
+          </w:p>
+        </w:tc>
+        <w:tc>
+          <w:tcPr>
+            <w:tcW w:type="dxa" w:w="1000"/>
+            <w:tcBorders>
+              <w:top w:val="single" w:color="B8C2D0" w:sz="4"/>
+              <w:left w:val="single" w:color="B8C2D0" w:sz="4"/>
+              <w:bottom w:val="single" w:color="B8C2D0" w:sz="4"/>
+              <w:right w:val="single" w:color="B8C2D0" w:sz="4"/>
+            </w:tcBorders>
+            <w:shd w:fill="FFFFFF" w:color="auto" w:val="clear"/>
+            <w:tcMar>
+              <w:top w:type="dxa" w:w="60"/>
+              <w:left w:type="dxa" w:w="100"/>
+              <w:bottom w:type="dxa" w:w="60"/>
+              <w:right w:type="dxa" w:w="100"/>
+            </w:tcMar>
+          </w:tcPr>
+          <w:p>
+            <w:r>
+              <w:rPr>
+                <w:sz w:val="19"/>
+                <w:szCs w:val="19"/>
+              </w:rPr>
+              <w:t xml:space="preserve">Medium</w:t>
+            </w:r>
+          </w:p>
+        </w:tc>
+        <w:tc>
+          <w:tcPr>
+            <w:tcW w:type="dxa" w:w="1400"/>
+            <w:tcBorders>
+              <w:top w:val="single" w:color="B8C2D0" w:sz="4"/>
+              <w:left w:val="single" w:color="B8C2D0" w:sz="4"/>
+              <w:bottom w:val="single" w:color="B8C2D0" w:sz="4"/>
+              <w:right w:val="single" w:color="B8C2D0" w:sz="4"/>
+            </w:tcBorders>
+            <w:shd w:fill="FFFFFF" w:color="auto" w:val="clear"/>
+            <w:tcMar>
+              <w:top w:type="dxa" w:w="60"/>
+              <w:left w:type="dxa" w:w="100"/>
+              <w:bottom w:type="dxa" w:w="60"/>
+              <w:right w:type="dxa" w:w="100"/>
+            </w:tcMar>
+          </w:tcPr>
+          <w:p>
+            <w:r>
+              <w:rPr>
+                <w:sz w:val="19"/>
+                <w:szCs w:val="19"/>
+              </w:rPr>
+              <w:t xml:space="preserve">Delay</w:t>
+            </w:r>
+          </w:p>
+        </w:tc>
+        <w:tc>
+          <w:tcPr>
+            <w:tcW w:type="dxa" w:w="3626"/>
+            <w:tcBorders>
+              <w:top w:val="single" w:color="B8C2D0" w:sz="4"/>
+              <w:left w:val="single" w:color="B8C2D0" w:sz="4"/>
+              <w:bottom w:val="single" w:color="B8C2D0" w:sz="4"/>
+              <w:right w:val="single" w:color="B8C2D0" w:sz="4"/>
+            </w:tcBorders>
+            <w:shd w:fill="FFFFFF" w:color="auto" w:val="clear"/>
+            <w:tcMar>
+              <w:top w:type="dxa" w:w="60"/>
+              <w:left w:type="dxa" w:w="100"/>
+              <w:bottom w:type="dxa" w:w="60"/>
+              <w:right w:type="dxa" w:w="100"/>
+            </w:tcMar>
+          </w:tcPr>
+          <w:p>
+            <w:r>
+              <w:rPr>
+                <w:sz w:val="19"/>
+                <w:szCs w:val="19"/>
+              </w:rPr>
+              <w:t xml:space="preserve">Build and test the API first; reuse the same API for both apps</w:t>
+            </w:r>
+          </w:p>
+        </w:tc>
+      </w:tr>
+      <w:tr>
+        <w:trPr>
+          <w:cantSplit/>
+        </w:trPr>
+        <w:tc>
+          <w:tcPr>
+            <w:tcW w:type="dxa" w:w="3000"/>
+            <w:tcBorders>
+              <w:top w:val="single" w:color="B8C2D0" w:sz="4"/>
+              <w:left w:val="single" w:color="B8C2D0" w:sz="4"/>
+              <w:bottom w:val="single" w:color="B8C2D0" w:sz="4"/>
+              <w:right w:val="single" w:color="B8C2D0" w:sz="4"/>
+            </w:tcBorders>
+            <w:shd w:fill="FFFFFF" w:color="auto" w:val="clear"/>
+            <w:tcMar>
+              <w:top w:type="dxa" w:w="60"/>
+              <w:left w:type="dxa" w:w="100"/>
+              <w:bottom w:type="dxa" w:w="60"/>
+              <w:right w:type="dxa" w:w="100"/>
+            </w:tcMar>
+          </w:tcPr>
+          <w:p>
+            <w:r>
+              <w:rPr>
+                <w:sz w:val="19"/>
+                <w:szCs w:val="19"/>
+              </w:rPr>
+              <w:t xml:space="preserve">Computer or disk failure</w:t>
+            </w:r>
+          </w:p>
+        </w:tc>
+        <w:tc>
+          <w:tcPr>
+            <w:tcW w:type="dxa" w:w="1000"/>
+            <w:tcBorders>
+              <w:top w:val="single" w:color="B8C2D0" w:sz="4"/>
+              <w:left w:val="single" w:color="B8C2D0" w:sz="4"/>
+              <w:bottom w:val="single" w:color="B8C2D0" w:sz="4"/>
+              <w:right w:val="single" w:color="B8C2D0" w:sz="4"/>
+            </w:tcBorders>
+            <w:shd w:fill="FFFFFF" w:color="auto" w:val="clear"/>
+            <w:tcMar>
+              <w:top w:type="dxa" w:w="60"/>
+              <w:left w:type="dxa" w:w="100"/>
+              <w:bottom w:type="dxa" w:w="60"/>
+              <w:right w:type="dxa" w:w="100"/>
+            </w:tcMar>
+          </w:tcPr>
+          <w:p>
+            <w:r>
+              <w:rPr>
+                <w:sz w:val="19"/>
+                <w:szCs w:val="19"/>
+              </w:rPr>
+              <w:t xml:space="preserve">Low</w:t>
+            </w:r>
+          </w:p>
+        </w:tc>
+        <w:tc>
+          <w:tcPr>
+            <w:tcW w:type="dxa" w:w="1400"/>
+            <w:tcBorders>
+              <w:top w:val="single" w:color="B8C2D0" w:sz="4"/>
+              <w:left w:val="single" w:color="B8C2D0" w:sz="4"/>
+              <w:bottom w:val="single" w:color="B8C2D0" w:sz="4"/>
+              <w:right w:val="single" w:color="B8C2D0" w:sz="4"/>
+            </w:tcBorders>
+            <w:shd w:fill="FFFFFF" w:color="auto" w:val="clear"/>
+            <w:tcMar>
+              <w:top w:type="dxa" w:w="60"/>
+              <w:left w:type="dxa" w:w="100"/>
+              <w:bottom w:type="dxa" w:w="60"/>
+              <w:right w:type="dxa" w:w="100"/>
+            </w:tcMar>
+          </w:tcPr>
+          <w:p>
+            <w:r>
+              <w:rPr>
+                <w:sz w:val="19"/>
+                <w:szCs w:val="19"/>
+              </w:rPr>
+              <w:t xml:space="preserve">Loss of work</w:t>
+            </w:r>
+          </w:p>
+        </w:tc>
+        <w:tc>
+          <w:tcPr>
+            <w:tcW w:type="dxa" w:w="3626"/>
+            <w:tcBorders>
+              <w:top w:val="single" w:color="B8C2D0" w:sz="4"/>
+              <w:left w:val="single" w:color="B8C2D0" w:sz="4"/>
+              <w:bottom w:val="single" w:color="B8C2D0" w:sz="4"/>
+              <w:right w:val="single" w:color="B8C2D0" w:sz="4"/>
+            </w:tcBorders>
+            <w:shd w:fill="FFFFFF" w:color="auto" w:val="clear"/>
+            <w:tcMar>
+              <w:top w:type="dxa" w:w="60"/>
+              <w:left w:type="dxa" w:w="100"/>
+              <w:bottom w:type="dxa" w:w="60"/>
+              <w:right w:type="dxa" w:w="100"/>
+            </w:tcMar>
+          </w:tcPr>
+          <w:p>
+            <w:r>
+              <w:rPr>
+                <w:sz w:val="19"/>
+                <w:szCs w:val="19"/>
+              </w:rPr>
+              <w:t xml:space="preserve">Daily Git commits to GitHub</w:t>
+            </w:r>
+          </w:p>
+        </w:tc>
+      </w:tr>
+      <w:tr>
+        <w:trPr>
+          <w:cantSplit/>
+        </w:trPr>
+        <w:tc>
+          <w:tcPr>
+            <w:tcW w:type="dxa" w:w="3000"/>
+            <w:tcBorders>
+              <w:top w:val="single" w:color="B8C2D0" w:sz="4"/>
+              <w:left w:val="single" w:color="B8C2D0" w:sz="4"/>
+              <w:bottom w:val="single" w:color="B8C2D0" w:sz="4"/>
+              <w:right w:val="single" w:color="B8C2D0" w:sz="4"/>
+            </w:tcBorders>
+            <w:shd w:fill="FFFFFF" w:color="auto" w:val="clear"/>
+            <w:tcMar>
+              <w:top w:type="dxa" w:w="60"/>
+              <w:left w:type="dxa" w:w="100"/>
+              <w:bottom w:type="dxa" w:w="60"/>
+              <w:right w:type="dxa" w:w="100"/>
+            </w:tcMar>
+          </w:tcPr>
+          <w:p>
+            <w:r>
+              <w:rPr>
+                <w:sz w:val="19"/>
+                <w:szCs w:val="19"/>
+              </w:rPr>
+              <w:t xml:space="preserve">Scope grows during development</w:t>
+            </w:r>
+          </w:p>
+        </w:tc>
+        <w:tc>
+          <w:tcPr>
+            <w:tcW w:type="dxa" w:w="1000"/>
+            <w:tcBorders>
+              <w:top w:val="single" w:color="B8C2D0" w:sz="4"/>
+              <w:left w:val="single" w:color="B8C2D0" w:sz="4"/>
+              <w:bottom w:val="single" w:color="B8C2D0" w:sz="4"/>
+              <w:right w:val="single" w:color="B8C2D0" w:sz="4"/>
+            </w:tcBorders>
+            <w:shd w:fill="FFFFFF" w:color="auto" w:val="clear"/>
+            <w:tcMar>
+              <w:top w:type="dxa" w:w="60"/>
+              <w:left w:type="dxa" w:w="100"/>
+              <w:bottom w:type="dxa" w:w="60"/>
+              <w:right w:type="dxa" w:w="100"/>
+            </w:tcMar>
+          </w:tcPr>
+          <w:p>
+            <w:r>
+              <w:rPr>
+                <w:sz w:val="19"/>
+                <w:szCs w:val="19"/>
+              </w:rPr>
+              <w:t xml:space="preserve">Medium</w:t>
+            </w:r>
+          </w:p>
+        </w:tc>
+        <w:tc>
+          <w:tcPr>
+            <w:tcW w:type="dxa" w:w="1400"/>
+            <w:tcBorders>
+              <w:top w:val="single" w:color="B8C2D0" w:sz="4"/>
+              <w:left w:val="single" w:color="B8C2D0" w:sz="4"/>
+              <w:bottom w:val="single" w:color="B8C2D0" w:sz="4"/>
+              <w:right w:val="single" w:color="B8C2D0" w:sz="4"/>
+            </w:tcBorders>
+            <w:shd w:fill="FFFFFF" w:color="auto" w:val="clear"/>
+            <w:tcMar>
+              <w:top w:type="dxa" w:w="60"/>
+              <w:left w:type="dxa" w:w="100"/>
+              <w:bottom w:type="dxa" w:w="60"/>
+              <w:right w:type="dxa" w:w="100"/>
+            </w:tcMar>
+          </w:tcPr>
+          <w:p>
+            <w:r>
+              <w:rPr>
+                <w:sz w:val="19"/>
+                <w:szCs w:val="19"/>
+              </w:rPr>
+              <w:t xml:space="preserve">Delay</w:t>
+            </w:r>
+          </w:p>
+        </w:tc>
+        <w:tc>
+          <w:tcPr>
+            <w:tcW w:type="dxa" w:w="3626"/>
+            <w:tcBorders>
+              <w:top w:val="single" w:color="B8C2D0" w:sz="4"/>
+              <w:left w:val="single" w:color="B8C2D0" w:sz="4"/>
+              <w:bottom w:val="single" w:color="B8C2D0" w:sz="4"/>
+              <w:right w:val="single" w:color="B8C2D0" w:sz="4"/>
+            </w:tcBorders>
+            <w:shd w:fill="FFFFFF" w:color="auto" w:val="clear"/>
+            <w:tcMar>
+              <w:top w:type="dxa" w:w="60"/>
+              <w:left w:type="dxa" w:w="100"/>
+              <w:bottom w:type="dxa" w:w="60"/>
+              <w:right w:type="dxa" w:w="100"/>
+            </w:tcMar>
+          </w:tcPr>
+          <w:p>
+            <w:r>
+              <w:rPr>
+                <w:sz w:val="19"/>
+                <w:szCs w:val="19"/>
+              </w:rPr>
+              <w:t xml:space="preserve">Keep to the scope in Chapter 1; list new ideas as future work</w:t>
+            </w:r>
+          </w:p>
+        </w:tc>
+      </w:tr>
+      <w:tr>
+        <w:trPr>
+          <w:cantSplit/>
+        </w:trPr>
+        <w:tc>
+          <w:tcPr>
+            <w:tcW w:type="dxa" w:w="3000"/>
+            <w:tcBorders>
+              <w:top w:val="single" w:color="B8C2D0" w:sz="4"/>
+              <w:left w:val="single" w:color="B8C2D0" w:sz="4"/>
+              <w:bottom w:val="single" w:color="B8C2D0" w:sz="4"/>
+              <w:right w:val="single" w:color="B8C2D0" w:sz="4"/>
+            </w:tcBorders>
+            <w:shd w:fill="FFFFFF" w:color="auto" w:val="clear"/>
+            <w:tcMar>
+              <w:top w:type="dxa" w:w="60"/>
+              <w:left w:type="dxa" w:w="100"/>
+              <w:bottom w:type="dxa" w:w="60"/>
+              <w:right w:type="dxa" w:w="100"/>
+            </w:tcMar>
+          </w:tcPr>
+          <w:p>
+            <w:r>
+              <w:rPr>
+                <w:sz w:val="19"/>
+                <w:szCs w:val="19"/>
+              </w:rPr>
+              <w:t xml:space="preserve">Staff do not use the system</w:t>
+            </w:r>
+          </w:p>
+        </w:tc>
+        <w:tc>
+          <w:tcPr>
+            <w:tcW w:type="dxa" w:w="1000"/>
+            <w:tcBorders>
+              <w:top w:val="single" w:color="B8C2D0" w:sz="4"/>
+              <w:left w:val="single" w:color="B8C2D0" w:sz="4"/>
+              <w:bottom w:val="single" w:color="B8C2D0" w:sz="4"/>
+              <w:right w:val="single" w:color="B8C2D0" w:sz="4"/>
+            </w:tcBorders>
+            <w:shd w:fill="FFFFFF" w:color="auto" w:val="clear"/>
+            <w:tcMar>
+              <w:top w:type="dxa" w:w="60"/>
+              <w:left w:type="dxa" w:w="100"/>
+              <w:bottom w:type="dxa" w:w="60"/>
+              <w:right w:type="dxa" w:w="100"/>
+            </w:tcMar>
+          </w:tcPr>
+          <w:p>
+            <w:r>
+              <w:rPr>
+                <w:sz w:val="19"/>
+                <w:szCs w:val="19"/>
+              </w:rPr>
+              <w:t xml:space="preserve">Medium</w:t>
+            </w:r>
+          </w:p>
+        </w:tc>
+        <w:tc>
+          <w:tcPr>
+            <w:tcW w:type="dxa" w:w="1400"/>
+            <w:tcBorders>
+              <w:top w:val="single" w:color="B8C2D0" w:sz="4"/>
+              <w:left w:val="single" w:color="B8C2D0" w:sz="4"/>
+              <w:bottom w:val="single" w:color="B8C2D0" w:sz="4"/>
+              <w:right w:val="single" w:color="B8C2D0" w:sz="4"/>
+            </w:tcBorders>
+            <w:shd w:fill="FFFFFF" w:color="auto" w:val="clear"/>
+            <w:tcMar>
+              <w:top w:type="dxa" w:w="60"/>
+              <w:left w:type="dxa" w:w="100"/>
+              <w:bottom w:type="dxa" w:w="60"/>
+              <w:right w:type="dxa" w:w="100"/>
+            </w:tcMar>
+          </w:tcPr>
+          <w:p>
+            <w:r>
+              <w:rPr>
+                <w:sz w:val="19"/>
+                <w:szCs w:val="19"/>
+              </w:rPr>
+              <w:t xml:space="preserve">Low benefit</w:t>
+            </w:r>
+          </w:p>
+        </w:tc>
+        <w:tc>
+          <w:tcPr>
+            <w:tcW w:type="dxa" w:w="3626"/>
+            <w:tcBorders>
+              <w:top w:val="single" w:color="B8C2D0" w:sz="4"/>
+              <w:left w:val="single" w:color="B8C2D0" w:sz="4"/>
+              <w:bottom w:val="single" w:color="B8C2D0" w:sz="4"/>
+              <w:right w:val="single" w:color="B8C2D0" w:sz="4"/>
+            </w:tcBorders>
+            <w:shd w:fill="FFFFFF" w:color="auto" w:val="clear"/>
+            <w:tcMar>
+              <w:top w:type="dxa" w:w="60"/>
+              <w:left w:type="dxa" w:w="100"/>
+              <w:bottom w:type="dxa" w:w="60"/>
+              <w:right w:type="dxa" w:w="100"/>
+            </w:tcMar>
+          </w:tcPr>
+          <w:p>
+            <w:r>
+              <w:rPr>
+                <w:sz w:val="19"/>
+                <w:szCs w:val="19"/>
+              </w:rPr>
+              <w:t xml:space="preserve">Management support, short training, pilot group</w:t>
+            </w:r>
+          </w:p>
+        </w:tc>
+      </w:tr>
+      <w:tr>
+        <w:trPr>
+          <w:cantSplit/>
+        </w:trPr>
+        <w:tc>
+          <w:tcPr>
+            <w:tcW w:type="dxa" w:w="3000"/>
+            <w:tcBorders>
+              <w:top w:val="single" w:color="B8C2D0" w:sz="4"/>
+              <w:left w:val="single" w:color="B8C2D0" w:sz="4"/>
+              <w:bottom w:val="single" w:color="B8C2D0" w:sz="4"/>
+              <w:right w:val="single" w:color="B8C2D0" w:sz="4"/>
+            </w:tcBorders>
+            <w:shd w:fill="FFFFFF" w:color="auto" w:val="clear"/>
+            <w:tcMar>
+              <w:top w:type="dxa" w:w="60"/>
+              <w:left w:type="dxa" w:w="100"/>
+              <w:bottom w:type="dxa" w:w="60"/>
+              <w:right w:type="dxa" w:w="100"/>
+            </w:tcMar>
+          </w:tcPr>
+          <w:p>
+            <w:r>
+              <w:rPr>
+                <w:sz w:val="19"/>
+                <w:szCs w:val="19"/>
+              </w:rPr>
+              <w:t xml:space="preserve">Security weakness in the system</w:t>
+            </w:r>
+          </w:p>
+        </w:tc>
+        <w:tc>
+          <w:tcPr>
+            <w:tcW w:type="dxa" w:w="1000"/>
+            <w:tcBorders>
+              <w:top w:val="single" w:color="B8C2D0" w:sz="4"/>
+              <w:left w:val="single" w:color="B8C2D0" w:sz="4"/>
+              <w:bottom w:val="single" w:color="B8C2D0" w:sz="4"/>
+              <w:right w:val="single" w:color="B8C2D0" w:sz="4"/>
+            </w:tcBorders>
+            <w:shd w:fill="FFFFFF" w:color="auto" w:val="clear"/>
+            <w:tcMar>
+              <w:top w:type="dxa" w:w="60"/>
+              <w:left w:type="dxa" w:w="100"/>
+              <w:bottom w:type="dxa" w:w="60"/>
+              <w:right w:type="dxa" w:w="100"/>
+            </w:tcMar>
+          </w:tcPr>
+          <w:p>
+            <w:r>
+              <w:rPr>
+                <w:sz w:val="19"/>
+                <w:szCs w:val="19"/>
+              </w:rPr>
+              <w:t xml:space="preserve">Low</w:t>
+            </w:r>
+          </w:p>
+        </w:tc>
+        <w:tc>
+          <w:tcPr>
+            <w:tcW w:type="dxa" w:w="1400"/>
+            <w:tcBorders>
+              <w:top w:val="single" w:color="B8C2D0" w:sz="4"/>
+              <w:left w:val="single" w:color="B8C2D0" w:sz="4"/>
+              <w:bottom w:val="single" w:color="B8C2D0" w:sz="4"/>
+              <w:right w:val="single" w:color="B8C2D0" w:sz="4"/>
+            </w:tcBorders>
+            <w:shd w:fill="FFFFFF" w:color="auto" w:val="clear"/>
+            <w:tcMar>
+              <w:top w:type="dxa" w:w="60"/>
+              <w:left w:type="dxa" w:w="100"/>
+              <w:bottom w:type="dxa" w:w="60"/>
+              <w:right w:type="dxa" w:w="100"/>
+            </w:tcMar>
+          </w:tcPr>
+          <w:p>
+            <w:r>
+              <w:rPr>
+                <w:sz w:val="19"/>
+                <w:szCs w:val="19"/>
+              </w:rPr>
+              <w:t xml:space="preserve">Data loss</w:t>
+            </w:r>
+          </w:p>
+        </w:tc>
+        <w:tc>
+          <w:tcPr>
+            <w:tcW w:type="dxa" w:w="3626"/>
+            <w:tcBorders>
+              <w:top w:val="single" w:color="B8C2D0" w:sz="4"/>
+              <w:left w:val="single" w:color="B8C2D0" w:sz="4"/>
+              <w:bottom w:val="single" w:color="B8C2D0" w:sz="4"/>
+              <w:right w:val="single" w:color="B8C2D0" w:sz="4"/>
+            </w:tcBorders>
+            <w:shd w:fill="FFFFFF" w:color="auto" w:val="clear"/>
+            <w:tcMar>
+              <w:top w:type="dxa" w:w="60"/>
+              <w:left w:type="dxa" w:w="100"/>
+              <w:bottom w:type="dxa" w:w="60"/>
+              <w:right w:type="dxa" w:w="100"/>
+            </w:tcMar>
+          </w:tcPr>
+          <w:p>
+            <w:r>
+              <w:rPr>
+                <w:sz w:val="19"/>
+                <w:szCs w:val="19"/>
+              </w:rPr>
+              <w:t xml:space="preserve">Role checks, input checks, throttling, audit log and tests</w:t>
+            </w:r>
+          </w:p>
+        </w:tc>
+      </w:tr>
+    </w:tbl>
+    <w:p>
+      <w:pPr>
+        <w:spacing w:after="120"/>
+      </w:pPr>
+    </w:p>
+    <w:p>
+      <w:pPr>
+        <w:pStyle w:val="Heading1"/>
+      </w:pPr>
+      <w:r>
+        <w:t xml:space="preserve">2.8 Comparison of the Options</w:t>
+      </w:r>
+    </w:p>
+    <w:p>
+      <w:pPr>
+        <w:spacing w:after="120" w:line="300"/>
+      </w:pPr>
+      <w:r>
+        <w:t xml:space="preserve">Each criterion is scored from 1 (poor) to 5 (excellent) and multiplied by its weight.</w:t>
+      </w:r>
+    </w:p>
+    <w:p>
+      <w:pPr>
+        <w:keepNext/>
+        <w:spacing w:after="60" w:before="120"/>
+      </w:pPr>
+      <w:r>
+        <w:rPr>
+          <w:b/>
+          <w:bCs/>
+          <w:color w:val="555555"/>
+          <w:sz w:val="19"/>
+          <w:szCs w:val="19"/>
+        </w:rPr>
+        <w:t xml:space="preserve">Table 2.7: Comparison of options</w:t>
+      </w:r>
+    </w:p>
+    <w:tbl>
+      <w:tblPr>
+        <w:tblW w:type="dxa" w:w="9026"/>
+        <w:tblBorders>
+          <w:top w:val="single" w:color="auto" w:sz="4"/>
+          <w:left w:val="single" w:color="auto" w:sz="4"/>
+          <w:bottom w:val="single" w:color="auto" w:sz="4"/>
+          <w:right w:val="single" w:color="auto" w:sz="4"/>
+          <w:insideH w:val="single" w:color="auto" w:sz="4"/>
+          <w:insideV w:val="single" w:color="auto" w:sz="4"/>
+        </w:tblBorders>
+      </w:tblPr>
+      <w:tblGrid>
+        <w:gridCol w:w="3100"/>
         <w:gridCol w:w="900"/>
-        <w:gridCol w:w="1500"/>
-        <w:gridCol w:w="1700"/>
+        <w:gridCol w:w="1400"/>
+        <w:gridCol w:w="1600"/>
         <w:gridCol w:w="2026"/>
       </w:tblGrid>
       <w:tr>
@@ -4272,7 +5159,7 @@
         </w:trPr>
         <w:tc>
           <w:tcPr>
-            <w:tcW w:type="dxa" w:w="2900"/>
+            <w:tcW w:type="dxa" w:w="3100"/>
             <w:tcBorders>
               <w:top w:val="single" w:color="B8C2D0" w:sz="4"/>
               <w:left w:val="single" w:color="B8C2D0" w:sz="4"/>
@@ -4332,7 +5219,7 @@
         </w:tc>
         <w:tc>
           <w:tcPr>
-            <w:tcW w:type="dxa" w:w="1500"/>
+            <w:tcW w:type="dxa" w:w="1400"/>
             <w:tcBorders>
               <w:top w:val="single" w:color="B8C2D0" w:sz="4"/>
               <w:left w:val="single" w:color="B8C2D0" w:sz="4"/>
@@ -4362,7 +5249,7 @@
         </w:tc>
         <w:tc>
           <w:tcPr>
-            <w:tcW w:type="dxa" w:w="1700"/>
+            <w:tcW w:type="dxa" w:w="1600"/>
             <w:tcBorders>
               <w:top w:val="single" w:color="B8C2D0" w:sz="4"/>
               <w:left w:val="single" w:color="B8C2D0" w:sz="4"/>
@@ -4427,28 +5314,28 @@
         </w:trPr>
         <w:tc>
           <w:tcPr>
-            <w:tcW w:type="dxa" w:w="2900"/>
-            <w:tcBorders>
-              <w:top w:val="single" w:color="B8C2D0" w:sz="4"/>
-              <w:left w:val="single" w:color="B8C2D0" w:sz="4"/>
-              <w:bottom w:val="single" w:color="B8C2D0" w:sz="4"/>
-              <w:right w:val="single" w:color="B8C2D0" w:sz="4"/>
-            </w:tcBorders>
-            <w:shd w:fill="FFFFFF" w:color="auto" w:val="clear"/>
-            <w:tcMar>
-              <w:top w:type="dxa" w:w="60"/>
-              <w:left w:type="dxa" w:w="100"/>
-              <w:bottom w:type="dxa" w:w="60"/>
-              <w:right w:type="dxa" w:w="100"/>
-            </w:tcMar>
-          </w:tcPr>
-          <w:p>
-            <w:r>
-              <w:rPr>
-                <w:sz w:val="19"/>
-                <w:szCs w:val="19"/>
-              </w:rPr>
-              <w:t xml:space="preserve">Technical fit with needs</w:t>
+            <w:tcW w:type="dxa" w:w="3100"/>
+            <w:tcBorders>
+              <w:top w:val="single" w:color="B8C2D0" w:sz="4"/>
+              <w:left w:val="single" w:color="B8C2D0" w:sz="4"/>
+              <w:bottom w:val="single" w:color="B8C2D0" w:sz="4"/>
+              <w:right w:val="single" w:color="B8C2D0" w:sz="4"/>
+            </w:tcBorders>
+            <w:shd w:fill="FFFFFF" w:color="auto" w:val="clear"/>
+            <w:tcMar>
+              <w:top w:type="dxa" w:w="60"/>
+              <w:left w:type="dxa" w:w="100"/>
+              <w:bottom w:type="dxa" w:w="60"/>
+              <w:right w:type="dxa" w:w="100"/>
+            </w:tcMar>
+          </w:tcPr>
+          <w:p>
+            <w:r>
+              <w:rPr>
+                <w:sz w:val="19"/>
+                <w:szCs w:val="19"/>
+              </w:rPr>
+              <w:t xml:space="preserve">Technical fit with the needs</w:t>
             </w:r>
           </w:p>
         </w:tc>
@@ -4481,7 +5368,7 @@
         </w:tc>
         <w:tc>
           <w:tcPr>
-            <w:tcW w:type="dxa" w:w="1500"/>
+            <w:tcW w:type="dxa" w:w="1400"/>
             <w:tcBorders>
               <w:top w:val="single" w:color="B8C2D0" w:sz="4"/>
               <w:left w:val="single" w:color="B8C2D0" w:sz="4"/>
@@ -4508,7 +5395,7 @@
         </w:tc>
         <w:tc>
           <w:tcPr>
-            <w:tcW w:type="dxa" w:w="1700"/>
+            <w:tcW w:type="dxa" w:w="1600"/>
             <w:tcBorders>
               <w:top w:val="single" w:color="B8C2D0" w:sz="4"/>
               <w:left w:val="single" w:color="B8C2D0" w:sz="4"/>
@@ -4567,7 +5454,7 @@
         </w:trPr>
         <w:tc>
           <w:tcPr>
-            <w:tcW w:type="dxa" w:w="2900"/>
+            <w:tcW w:type="dxa" w:w="3100"/>
             <w:tcBorders>
               <w:top w:val="single" w:color="B8C2D0" w:sz="4"/>
               <w:left w:val="single" w:color="B8C2D0" w:sz="4"/>
@@ -4621,7 +5508,7 @@
         </w:tc>
         <w:tc>
           <w:tcPr>
-            <w:tcW w:type="dxa" w:w="1500"/>
+            <w:tcW w:type="dxa" w:w="1400"/>
             <w:tcBorders>
               <w:top w:val="single" w:color="B8C2D0" w:sz="4"/>
               <w:left w:val="single" w:color="B8C2D0" w:sz="4"/>
@@ -4648,7 +5535,7 @@
         </w:tc>
         <w:tc>
           <w:tcPr>
-            <w:tcW w:type="dxa" w:w="1700"/>
+            <w:tcW w:type="dxa" w:w="1600"/>
             <w:tcBorders>
               <w:top w:val="single" w:color="B8C2D0" w:sz="4"/>
               <w:left w:val="single" w:color="B8C2D0" w:sz="4"/>
@@ -4707,28 +5594,28 @@
         </w:trPr>
         <w:tc>
           <w:tcPr>
-            <w:tcW w:type="dxa" w:w="2900"/>
-            <w:tcBorders>
-              <w:top w:val="single" w:color="B8C2D0" w:sz="4"/>
-              <w:left w:val="single" w:color="B8C2D0" w:sz="4"/>
-              <w:bottom w:val="single" w:color="B8C2D0" w:sz="4"/>
-              <w:right w:val="single" w:color="B8C2D0" w:sz="4"/>
-            </w:tcBorders>
-            <w:shd w:fill="FFFFFF" w:color="auto" w:val="clear"/>
-            <w:tcMar>
-              <w:top w:type="dxa" w:w="60"/>
-              <w:left w:type="dxa" w:w="100"/>
-              <w:bottom w:type="dxa" w:w="60"/>
-              <w:right w:type="dxa" w:w="100"/>
-            </w:tcMar>
-          </w:tcPr>
-          <w:p>
-            <w:r>
-              <w:rPr>
-                <w:sz w:val="19"/>
-                <w:szCs w:val="19"/>
-              </w:rPr>
-              <w:t xml:space="preserve">Operational fit / integration</w:t>
+            <w:tcW w:type="dxa" w:w="3100"/>
+            <w:tcBorders>
+              <w:top w:val="single" w:color="B8C2D0" w:sz="4"/>
+              <w:left w:val="single" w:color="B8C2D0" w:sz="4"/>
+              <w:bottom w:val="single" w:color="B8C2D0" w:sz="4"/>
+              <w:right w:val="single" w:color="B8C2D0" w:sz="4"/>
+            </w:tcBorders>
+            <w:shd w:fill="FFFFFF" w:color="auto" w:val="clear"/>
+            <w:tcMar>
+              <w:top w:type="dxa" w:w="60"/>
+              <w:left w:type="dxa" w:w="100"/>
+              <w:bottom w:type="dxa" w:w="60"/>
+              <w:right w:type="dxa" w:w="100"/>
+            </w:tcMar>
+          </w:tcPr>
+          <w:p>
+            <w:r>
+              <w:rPr>
+                <w:sz w:val="19"/>
+                <w:szCs w:val="19"/>
+              </w:rPr>
+              <w:t xml:space="preserve">Fit with daily work and joined-up features</w:t>
             </w:r>
           </w:p>
         </w:tc>
@@ -4761,7 +5648,7 @@
         </w:tc>
         <w:tc>
           <w:tcPr>
-            <w:tcW w:type="dxa" w:w="1500"/>
+            <w:tcW w:type="dxa" w:w="1400"/>
             <w:tcBorders>
               <w:top w:val="single" w:color="B8C2D0" w:sz="4"/>
               <w:left w:val="single" w:color="B8C2D0" w:sz="4"/>
@@ -4788,7 +5675,7 @@
         </w:tc>
         <w:tc>
           <w:tcPr>
-            <w:tcW w:type="dxa" w:w="1700"/>
+            <w:tcW w:type="dxa" w:w="1600"/>
             <w:tcBorders>
               <w:top w:val="single" w:color="B8C2D0" w:sz="4"/>
               <w:left w:val="single" w:color="B8C2D0" w:sz="4"/>
@@ -4847,7 +5734,7 @@
         </w:trPr>
         <w:tc>
           <w:tcPr>
-            <w:tcW w:type="dxa" w:w="2900"/>
+            <w:tcW w:type="dxa" w:w="3100"/>
             <w:tcBorders>
               <w:top w:val="single" w:color="B8C2D0" w:sz="4"/>
               <w:left w:val="single" w:color="B8C2D0" w:sz="4"/>
@@ -4901,7 +5788,7 @@
         </w:tc>
         <w:tc>
           <w:tcPr>
-            <w:tcW w:type="dxa" w:w="1500"/>
+            <w:tcW w:type="dxa" w:w="1400"/>
             <w:tcBorders>
               <w:top w:val="single" w:color="B8C2D0" w:sz="4"/>
               <w:left w:val="single" w:color="B8C2D0" w:sz="4"/>
@@ -4928,7 +5815,7 @@
         </w:tc>
         <w:tc>
           <w:tcPr>
-            <w:tcW w:type="dxa" w:w="1700"/>
+            <w:tcW w:type="dxa" w:w="1600"/>
             <w:tcBorders>
               <w:top w:val="single" w:color="B8C2D0" w:sz="4"/>
               <w:left w:val="single" w:color="B8C2D0" w:sz="4"/>
@@ -4987,28 +5874,28 @@
         </w:trPr>
         <w:tc>
           <w:tcPr>
-            <w:tcW w:type="dxa" w:w="2900"/>
-            <w:tcBorders>
-              <w:top w:val="single" w:color="B8C2D0" w:sz="4"/>
-              <w:left w:val="single" w:color="B8C2D0" w:sz="4"/>
-              <w:bottom w:val="single" w:color="B8C2D0" w:sz="4"/>
-              <w:right w:val="single" w:color="B8C2D0" w:sz="4"/>
-            </w:tcBorders>
-            <w:shd w:fill="FFFFFF" w:color="auto" w:val="clear"/>
-            <w:tcMar>
-              <w:top w:type="dxa" w:w="60"/>
-              <w:left w:type="dxa" w:w="100"/>
-              <w:bottom w:type="dxa" w:w="60"/>
-              <w:right w:type="dxa" w:w="100"/>
-            </w:tcMar>
-          </w:tcPr>
-          <w:p>
-            <w:r>
-              <w:rPr>
-                <w:sz w:val="19"/>
-                <w:szCs w:val="19"/>
-              </w:rPr>
-              <w:t xml:space="preserve">Legal / data ownership</w:t>
+            <w:tcW w:type="dxa" w:w="3100"/>
+            <w:tcBorders>
+              <w:top w:val="single" w:color="B8C2D0" w:sz="4"/>
+              <w:left w:val="single" w:color="B8C2D0" w:sz="4"/>
+              <w:bottom w:val="single" w:color="B8C2D0" w:sz="4"/>
+              <w:right w:val="single" w:color="B8C2D0" w:sz="4"/>
+            </w:tcBorders>
+            <w:shd w:fill="FFFFFF" w:color="auto" w:val="clear"/>
+            <w:tcMar>
+              <w:top w:type="dxa" w:w="60"/>
+              <w:left w:type="dxa" w:w="100"/>
+              <w:bottom w:type="dxa" w:w="60"/>
+              <w:right w:type="dxa" w:w="100"/>
+            </w:tcMar>
+          </w:tcPr>
+          <w:p>
+            <w:r>
+              <w:rPr>
+                <w:sz w:val="19"/>
+                <w:szCs w:val="19"/>
+              </w:rPr>
+              <w:t xml:space="preserve">Legal position and data ownership</w:t>
             </w:r>
           </w:p>
         </w:tc>
@@ -5041,7 +5928,7 @@
         </w:tc>
         <w:tc>
           <w:tcPr>
-            <w:tcW w:type="dxa" w:w="1500"/>
+            <w:tcW w:type="dxa" w:w="1400"/>
             <w:tcBorders>
               <w:top w:val="single" w:color="B8C2D0" w:sz="4"/>
               <w:left w:val="single" w:color="B8C2D0" w:sz="4"/>
@@ -5068,7 +5955,7 @@
         </w:tc>
         <w:tc>
           <w:tcPr>
-            <w:tcW w:type="dxa" w:w="1700"/>
+            <w:tcW w:type="dxa" w:w="1600"/>
             <w:tcBorders>
               <w:top w:val="single" w:color="B8C2D0" w:sz="4"/>
               <w:left w:val="single" w:color="B8C2D0" w:sz="4"/>
@@ -5127,7 +6014,7 @@
         </w:trPr>
         <w:tc>
           <w:tcPr>
-            <w:tcW w:type="dxa" w:w="2900"/>
+            <w:tcW w:type="dxa" w:w="3100"/>
             <w:tcBorders>
               <w:top w:val="single" w:color="B8C2D0" w:sz="4"/>
               <w:left w:val="single" w:color="B8C2D0" w:sz="4"/>
@@ -5181,7 +6068,7 @@
         </w:tc>
         <w:tc>
           <w:tcPr>
-            <w:tcW w:type="dxa" w:w="1500"/>
+            <w:tcW w:type="dxa" w:w="1400"/>
             <w:tcBorders>
               <w:top w:val="single" w:color="B8C2D0" w:sz="4"/>
               <w:left w:val="single" w:color="B8C2D0" w:sz="4"/>
@@ -5208,7 +6095,7 @@
         </w:tc>
         <w:tc>
           <w:tcPr>
-            <w:tcW w:type="dxa" w:w="1700"/>
+            <w:tcW w:type="dxa" w:w="1600"/>
             <w:tcBorders>
               <w:top w:val="single" w:color="B8C2D0" w:sz="4"/>
               <w:left w:val="single" w:color="B8C2D0" w:sz="4"/>
@@ -5267,7 +6154,7 @@
         </w:trPr>
         <w:tc>
           <w:tcPr>
-            <w:tcW w:type="dxa" w:w="2900"/>
+            <w:tcW w:type="dxa" w:w="3100"/>
             <w:tcBorders>
               <w:top w:val="single" w:color="B8C2D0" w:sz="4"/>
               <w:left w:val="single" w:color="B8C2D0" w:sz="4"/>
@@ -5323,7 +6210,7 @@
         </w:tc>
         <w:tc>
           <w:tcPr>
-            <w:tcW w:type="dxa" w:w="1500"/>
+            <w:tcW w:type="dxa" w:w="1400"/>
             <w:tcBorders>
               <w:top w:val="single" w:color="B8C2D0" w:sz="4"/>
               <w:left w:val="single" w:color="B8C2D0" w:sz="4"/>
@@ -5352,7 +6239,7 @@
         </w:tc>
         <w:tc>
           <w:tcPr>
-            <w:tcW w:type="dxa" w:w="1700"/>
+            <w:tcW w:type="dxa" w:w="1600"/>
             <w:tcBorders>
               <w:top w:val="single" w:color="B8C2D0" w:sz="4"/>
               <w:left w:val="single" w:color="B8C2D0" w:sz="4"/>
@@ -5420,7 +6307,7 @@
         <w:spacing w:after="120" w:line="300"/>
       </w:pPr>
       <w:r>
-        <w:t xml:space="preserve">Workings: A = 0.2×1 + 0.2×4 + 0.2×1 + 0.1×5 + 0.15×3 + 0.15×1 = 2.35; B = 0.8 + 0.4 + 0.6 + 0.4 + 0.45 + 0.6 = 3.25; C = 1.0 + 1.0 + 1.0 + 0.3 + 0.75 + 0.75 = 4.80.</w:t>
+        <w:t xml:space="preserve">Working: A = 0.2×1 + 0.2×4 + 0.2×1 + 0.1×5 + 0.15×3 + 0.15×1 = 2.35. B = 0.8 + 0.4 + 0.6 + 0.4 + 0.45 + 0.6 = 3.25. C = 1.0 + 1.0 + 1.0 + 0.3 + 0.75 + 0.75 = 4.80.</w:t>
       </w:r>
     </w:p>
     <w:p>
@@ -5428,7 +6315,7 @@
         <w:pStyle w:val="Heading1"/>
       </w:pPr>
       <w:r>
-        <w:t xml:space="preserve">2.8 Recommendation</w:t>
+        <w:t xml:space="preserve">2.9 Recommendation</w:t>
       </w:r>
     </w:p>
     <w:p>
@@ -5436,14 +6323,14 @@
         <w:spacing w:after="120" w:line="300"/>
       </w:pPr>
       <w:r>
-        <w:t xml:space="preserve">All five feasibility techniques give a positive result and Option C scores highest. </w:t>
+        <w:t xml:space="preserve">All five techniques give a positive result, and Option C has the highest score. </w:t>
       </w:r>
       <w:r>
         <w:rPr>
           <w:b/>
           <w:bCs/>
         </w:rPr>
-        <w:t xml:space="preserve">It is recommended that CyberShield Hub be developed and implemented.</w:t>
+        <w:t xml:space="preserve">CyberShield Hub should be developed and put into use.</w:t>
       </w:r>
     </w:p>
     <w:p>
@@ -5465,10 +6352,10 @@
       </w:pPr>
       <w:r>
         <w:rPr>
-          <w:sz w:val="22"/>
-          <w:szCs w:val="22"/>
+          <w:sz w:val="20"/>
+          <w:szCs w:val="20"/>
         </w:rPr>
-        <w:t xml:space="preserve">Date: ……………………….     Sign: Supervisor ……………………….     Student ……………………….</w:t>
+        <w:t xml:space="preserve">Date: …………………     Supervisor sign: …………………     Student sign: …………………</w:t>
       </w:r>
     </w:p>
     <w:sectPr>
@@ -5701,15 +6588,6 @@
         <w:ind w:left="540" w:hanging="270"/>
       </w:pPr>
     </w:lvl>
-    <w:lvl w:ilvl="1" w:tentative="1">
-      <w:start w:val="1"/>
-      <w:numFmt w:val="bullet"/>
-      <w:lvlText w:val="–"/>
-      <w:lvlJc w:val="left"/>
-      <w:pPr>
-        <w:ind w:left="1000" w:hanging="270"/>
-      </w:pPr>
-    </w:lvl>
   </w:abstractNum>
   <w:abstractNum w:abstractNumId="3" w15:restartNumberingAfterBreak="0">
     <w:multiLevelType w:val="hybridMultilevel"/>
@@ -6101,6 +6979,21 @@
   <w:style w:type="paragraph" w:styleId="Normal" w:default="1">
     <w:name w:val="Normal"/>
     <w:qFormat/>
+  </w:style>
+  <w:style w:type="table" w:styleId="TableNormal" w:default="true">
+    <w:name w:val="Normal Table"/>
+    <w:uiPriority w:val="99"/>
+    <w:semiHidden/>
+    <w:unhideWhenUsed/>
+    <w:tblPr>
+      <w:tblInd w:type="dxa" w:w="0"/>
+      <w:tblCellMar>
+        <w:top w:type="dxa" w:w="0"/>
+        <w:left w:type="dxa" w:w="108"/>
+        <w:bottom w:type="dxa" w:w="0"/>
+        <w:right w:type="dxa" w:w="108"/>
+      </w:tblCellMar>
+    </w:tblPr>
   </w:style>
   <w:style w:type="paragraph" w:styleId="Title">
     <w:name w:val="Title"/>

--- a/docs/project-documentation/Chapter_2_Feasibility_Study.docx
+++ b/docs/project-documentation/Chapter_2_Feasibility_Study.docx
@@ -187,15 +187,7 @@
         <w:spacing w:after="120" w:line="300"/>
       </w:pPr>
       <w:r>
-        <w:t xml:space="preserve">A feasibility study checks if a project is worth building before much effort is spent. This chapter uses five techniques: technical, economic, operational, schedule, and legal and ethical feasibility. It then compares three possible solutions and gives a recommendation.</w:t>
-      </w:r>
-    </w:p>
-    <w:p>
-      <w:pPr>
-        <w:spacing w:after="120" w:line="300"/>
-      </w:pPr>
-      <w:r>
-        <w:t xml:space="preserve">The three options are:</w:t>
+        <w:t xml:space="preserve">A feasibility study checks if a project is worth building. This chapter uses five techniques: technical, economic, operational, schedule, and legal and ethical feasibility. It compares three options and gives a recommendation.</w:t>
       </w:r>
     </w:p>
     <w:p>
@@ -271,7 +263,7 @@
         <w:spacing w:after="120" w:line="300"/>
       </w:pPr>
       <w:r>
-        <w:t xml:space="preserve">Technical feasibility asks three questions. Does the technology exist? Is it proven? Can the available people use it?</w:t>
+        <w:t xml:space="preserve">Technical feasibility asks if the technology exists, is proven and can be used by the available people.</w:t>
       </w:r>
     </w:p>
     <w:p>
@@ -303,8 +295,8 @@
         </w:tblBorders>
       </w:tblPr>
       <w:tblGrid>
-        <w:gridCol w:w="2400"/>
-        <w:gridCol w:w="3226"/>
+        <w:gridCol w:w="2000"/>
+        <w:gridCol w:w="3626"/>
         <w:gridCol w:w="3400"/>
       </w:tblGrid>
       <w:tr>
@@ -313,7 +305,7 @@
         </w:trPr>
         <w:tc>
           <w:tcPr>
-            <w:tcW w:type="dxa" w:w="2400"/>
+            <w:tcW w:type="dxa" w:w="2000"/>
             <w:tcBorders>
               <w:top w:val="single" w:color="B8C2D0" w:sz="4"/>
               <w:left w:val="single" w:color="B8C2D0" w:sz="4"/>
@@ -343,7 +335,7 @@
         </w:tc>
         <w:tc>
           <w:tcPr>
-            <w:tcW w:type="dxa" w:w="3226"/>
+            <w:tcW w:type="dxa" w:w="3626"/>
             <w:tcBorders>
               <w:top w:val="single" w:color="B8C2D0" w:sz="4"/>
               <w:left w:val="single" w:color="B8C2D0" w:sz="4"/>
@@ -367,7 +359,7 @@
                 <w:sz w:val="19"/>
                 <w:szCs w:val="19"/>
               </w:rPr>
-              <w:t xml:space="preserve">Technology chosen</w:t>
+              <w:t xml:space="preserve">Technology</w:t>
             </w:r>
           </w:p>
         </w:tc>
@@ -408,34 +400,34 @@
         </w:trPr>
         <w:tc>
           <w:tcPr>
-            <w:tcW w:type="dxa" w:w="2400"/>
-            <w:tcBorders>
-              <w:top w:val="single" w:color="B8C2D0" w:sz="4"/>
-              <w:left w:val="single" w:color="B8C2D0" w:sz="4"/>
-              <w:bottom w:val="single" w:color="B8C2D0" w:sz="4"/>
-              <w:right w:val="single" w:color="B8C2D0" w:sz="4"/>
-            </w:tcBorders>
-            <w:shd w:fill="FFFFFF" w:color="auto" w:val="clear"/>
-            <w:tcMar>
-              <w:top w:type="dxa" w:w="60"/>
-              <w:left w:type="dxa" w:w="100"/>
-              <w:bottom w:type="dxa" w:w="60"/>
-              <w:right w:type="dxa" w:w="100"/>
-            </w:tcMar>
-          </w:tcPr>
-          <w:p>
-            <w:r>
-              <w:rPr>
-                <w:sz w:val="19"/>
-                <w:szCs w:val="19"/>
-              </w:rPr>
-              <w:t xml:space="preserve">Server language and framework</w:t>
-            </w:r>
-          </w:p>
-        </w:tc>
-        <w:tc>
-          <w:tcPr>
-            <w:tcW w:type="dxa" w:w="3226"/>
+            <w:tcW w:type="dxa" w:w="2000"/>
+            <w:tcBorders>
+              <w:top w:val="single" w:color="B8C2D0" w:sz="4"/>
+              <w:left w:val="single" w:color="B8C2D0" w:sz="4"/>
+              <w:bottom w:val="single" w:color="B8C2D0" w:sz="4"/>
+              <w:right w:val="single" w:color="B8C2D0" w:sz="4"/>
+            </w:tcBorders>
+            <w:shd w:fill="FFFFFF" w:color="auto" w:val="clear"/>
+            <w:tcMar>
+              <w:top w:type="dxa" w:w="60"/>
+              <w:left w:type="dxa" w:w="100"/>
+              <w:bottom w:type="dxa" w:w="60"/>
+              <w:right w:type="dxa" w:w="100"/>
+            </w:tcMar>
+          </w:tcPr>
+          <w:p>
+            <w:r>
+              <w:rPr>
+                <w:sz w:val="19"/>
+                <w:szCs w:val="19"/>
+              </w:rPr>
+              <w:t xml:space="preserve">Server</w:t>
+            </w:r>
+          </w:p>
+        </w:tc>
+        <w:tc>
+          <w:tcPr>
+            <w:tcW w:type="dxa" w:w="3626"/>
             <w:tcBorders>
               <w:top w:val="single" w:color="B8C2D0" w:sz="4"/>
               <w:left w:val="single" w:color="B8C2D0" w:sz="4"/>
@@ -483,7 +475,7 @@
                 <w:sz w:val="19"/>
                 <w:szCs w:val="19"/>
               </w:rPr>
-              <w:t xml:space="preserve">Proven, free and well documented. It has an ORM, migrations, an admin site and built-in security</w:t>
+              <w:t xml:space="preserve">Proven and free. It has database access, migrations, an admin site and built-in security</w:t>
             </w:r>
           </w:p>
         </w:tc>
@@ -494,7 +486,7 @@
         </w:trPr>
         <w:tc>
           <w:tcPr>
-            <w:tcW w:type="dxa" w:w="2400"/>
+            <w:tcW w:type="dxa" w:w="2000"/>
             <w:tcBorders>
               <w:top w:val="single" w:color="B8C2D0" w:sz="4"/>
               <w:left w:val="single" w:color="B8C2D0" w:sz="4"/>
@@ -521,7 +513,7 @@
         </w:tc>
         <w:tc>
           <w:tcPr>
-            <w:tcW w:type="dxa" w:w="3226"/>
+            <w:tcW w:type="dxa" w:w="3626"/>
             <w:tcBorders>
               <w:top w:val="single" w:color="B8C2D0" w:sz="4"/>
               <w:left w:val="single" w:color="B8C2D0" w:sz="4"/>
@@ -569,7 +561,7 @@
                 <w:sz w:val="19"/>
                 <w:szCs w:val="19"/>
               </w:rPr>
-              <w:t xml:space="preserve">Standard method that works for web and mobile</w:t>
+              <w:t xml:space="preserve">Standard method for token login</w:t>
             </w:r>
           </w:p>
         </w:tc>
@@ -580,7 +572,7 @@
         </w:trPr>
         <w:tc>
           <w:tcPr>
-            <w:tcW w:type="dxa" w:w="2400"/>
+            <w:tcW w:type="dxa" w:w="2000"/>
             <w:tcBorders>
               <w:top w:val="single" w:color="B8C2D0" w:sz="4"/>
               <w:left w:val="single" w:color="B8C2D0" w:sz="4"/>
@@ -607,28 +599,28 @@
         </w:tc>
         <w:tc>
           <w:tcPr>
-            <w:tcW w:type="dxa" w:w="3226"/>
-            <w:tcBorders>
-              <w:top w:val="single" w:color="B8C2D0" w:sz="4"/>
-              <w:left w:val="single" w:color="B8C2D0" w:sz="4"/>
-              <w:bottom w:val="single" w:color="B8C2D0" w:sz="4"/>
-              <w:right w:val="single" w:color="B8C2D0" w:sz="4"/>
-            </w:tcBorders>
-            <w:shd w:fill="FFFFFF" w:color="auto" w:val="clear"/>
-            <w:tcMar>
-              <w:top w:type="dxa" w:w="60"/>
-              <w:left w:type="dxa" w:w="100"/>
-              <w:bottom w:type="dxa" w:w="60"/>
-              <w:right w:type="dxa" w:w="100"/>
-            </w:tcMar>
-          </w:tcPr>
-          <w:p>
-            <w:r>
-              <w:rPr>
-                <w:sz w:val="19"/>
-                <w:szCs w:val="19"/>
-              </w:rPr>
-              <w:t xml:space="preserve">SQLite (development), MySQL 8 (real use)</w:t>
+            <w:tcW w:type="dxa" w:w="3626"/>
+            <w:tcBorders>
+              <w:top w:val="single" w:color="B8C2D0" w:sz="4"/>
+              <w:left w:val="single" w:color="B8C2D0" w:sz="4"/>
+              <w:bottom w:val="single" w:color="B8C2D0" w:sz="4"/>
+              <w:right w:val="single" w:color="B8C2D0" w:sz="4"/>
+            </w:tcBorders>
+            <w:shd w:fill="FFFFFF" w:color="auto" w:val="clear"/>
+            <w:tcMar>
+              <w:top w:type="dxa" w:w="60"/>
+              <w:left w:type="dxa" w:w="100"/>
+              <w:bottom w:type="dxa" w:w="60"/>
+              <w:right w:type="dxa" w:w="100"/>
+            </w:tcMar>
+          </w:tcPr>
+          <w:p>
+            <w:r>
+              <w:rPr>
+                <w:sz w:val="19"/>
+                <w:szCs w:val="19"/>
+              </w:rPr>
+              <w:t xml:space="preserve">SQLite, MySQL 8</w:t>
             </w:r>
           </w:p>
         </w:tc>
@@ -655,7 +647,7 @@
                 <w:sz w:val="19"/>
                 <w:szCs w:val="19"/>
               </w:rPr>
-              <w:t xml:space="preserve">SQLite needs no set-up; MySQL is common and scales well</w:t>
+              <w:t xml:space="preserve">SQLite needs no set-up. MySQL is common and scales well</w:t>
             </w:r>
           </w:p>
         </w:tc>
@@ -666,55 +658,55 @@
         </w:trPr>
         <w:tc>
           <w:tcPr>
-            <w:tcW w:type="dxa" w:w="2400"/>
-            <w:tcBorders>
-              <w:top w:val="single" w:color="B8C2D0" w:sz="4"/>
-              <w:left w:val="single" w:color="B8C2D0" w:sz="4"/>
-              <w:bottom w:val="single" w:color="B8C2D0" w:sz="4"/>
-              <w:right w:val="single" w:color="B8C2D0" w:sz="4"/>
-            </w:tcBorders>
-            <w:shd w:fill="FFFFFF" w:color="auto" w:val="clear"/>
-            <w:tcMar>
-              <w:top w:type="dxa" w:w="60"/>
-              <w:left w:type="dxa" w:w="100"/>
-              <w:bottom w:type="dxa" w:w="60"/>
-              <w:right w:type="dxa" w:w="100"/>
-            </w:tcMar>
-          </w:tcPr>
-          <w:p>
-            <w:r>
-              <w:rPr>
-                <w:sz w:val="19"/>
-                <w:szCs w:val="19"/>
-              </w:rPr>
-              <w:t xml:space="preserve">Web front end</w:t>
-            </w:r>
-          </w:p>
-        </w:tc>
-        <w:tc>
-          <w:tcPr>
-            <w:tcW w:type="dxa" w:w="3226"/>
-            <w:tcBorders>
-              <w:top w:val="single" w:color="B8C2D0" w:sz="4"/>
-              <w:left w:val="single" w:color="B8C2D0" w:sz="4"/>
-              <w:bottom w:val="single" w:color="B8C2D0" w:sz="4"/>
-              <w:right w:val="single" w:color="B8C2D0" w:sz="4"/>
-            </w:tcBorders>
-            <w:shd w:fill="FFFFFF" w:color="auto" w:val="clear"/>
-            <w:tcMar>
-              <w:top w:type="dxa" w:w="60"/>
-              <w:left w:type="dxa" w:w="100"/>
-              <w:bottom w:type="dxa" w:w="60"/>
-              <w:right w:type="dxa" w:w="100"/>
-            </w:tcMar>
-          </w:tcPr>
-          <w:p>
-            <w:r>
-              <w:rPr>
-                <w:sz w:val="19"/>
-                <w:szCs w:val="19"/>
-              </w:rPr>
-              <w:t xml:space="preserve">React 18, Vite, Tailwind CSS, Chart.js, Framer Motion</w:t>
+            <w:tcW w:type="dxa" w:w="2000"/>
+            <w:tcBorders>
+              <w:top w:val="single" w:color="B8C2D0" w:sz="4"/>
+              <w:left w:val="single" w:color="B8C2D0" w:sz="4"/>
+              <w:bottom w:val="single" w:color="B8C2D0" w:sz="4"/>
+              <w:right w:val="single" w:color="B8C2D0" w:sz="4"/>
+            </w:tcBorders>
+            <w:shd w:fill="FFFFFF" w:color="auto" w:val="clear"/>
+            <w:tcMar>
+              <w:top w:type="dxa" w:w="60"/>
+              <w:left w:type="dxa" w:w="100"/>
+              <w:bottom w:type="dxa" w:w="60"/>
+              <w:right w:type="dxa" w:w="100"/>
+            </w:tcMar>
+          </w:tcPr>
+          <w:p>
+            <w:r>
+              <w:rPr>
+                <w:sz w:val="19"/>
+                <w:szCs w:val="19"/>
+              </w:rPr>
+              <w:t xml:space="preserve">Web app</w:t>
+            </w:r>
+          </w:p>
+        </w:tc>
+        <w:tc>
+          <w:tcPr>
+            <w:tcW w:type="dxa" w:w="3626"/>
+            <w:tcBorders>
+              <w:top w:val="single" w:color="B8C2D0" w:sz="4"/>
+              <w:left w:val="single" w:color="B8C2D0" w:sz="4"/>
+              <w:bottom w:val="single" w:color="B8C2D0" w:sz="4"/>
+              <w:right w:val="single" w:color="B8C2D0" w:sz="4"/>
+            </w:tcBorders>
+            <w:shd w:fill="FFFFFF" w:color="auto" w:val="clear"/>
+            <w:tcMar>
+              <w:top w:type="dxa" w:w="60"/>
+              <w:left w:type="dxa" w:w="100"/>
+              <w:bottom w:type="dxa" w:w="60"/>
+              <w:right w:type="dxa" w:w="100"/>
+            </w:tcMar>
+          </w:tcPr>
+          <w:p>
+            <w:r>
+              <w:rPr>
+                <w:sz w:val="19"/>
+                <w:szCs w:val="19"/>
+              </w:rPr>
+              <w:t xml:space="preserve">React 18, Vite, Tailwind CSS, Chart.js</w:t>
             </w:r>
           </w:p>
         </w:tc>
@@ -741,7 +733,7 @@
                 <w:sz w:val="19"/>
                 <w:szCs w:val="19"/>
               </w:rPr>
-              <w:t xml:space="preserve">Components suit the many screens; Chart.js draws the dashboards</w:t>
+              <w:t xml:space="preserve">Components fit the many screens. Chart.js draws the dashboards</w:t>
             </w:r>
           </w:p>
         </w:tc>
@@ -752,55 +744,55 @@
         </w:trPr>
         <w:tc>
           <w:tcPr>
-            <w:tcW w:type="dxa" w:w="2400"/>
-            <w:tcBorders>
-              <w:top w:val="single" w:color="B8C2D0" w:sz="4"/>
-              <w:left w:val="single" w:color="B8C2D0" w:sz="4"/>
-              <w:bottom w:val="single" w:color="B8C2D0" w:sz="4"/>
-              <w:right w:val="single" w:color="B8C2D0" w:sz="4"/>
-            </w:tcBorders>
-            <w:shd w:fill="FFFFFF" w:color="auto" w:val="clear"/>
-            <w:tcMar>
-              <w:top w:type="dxa" w:w="60"/>
-              <w:left w:type="dxa" w:w="100"/>
-              <w:bottom w:type="dxa" w:w="60"/>
-              <w:right w:type="dxa" w:w="100"/>
-            </w:tcMar>
-          </w:tcPr>
-          <w:p>
-            <w:r>
-              <w:rPr>
-                <w:sz w:val="19"/>
-                <w:szCs w:val="19"/>
-              </w:rPr>
-              <w:t xml:space="preserve">Mobile app</w:t>
-            </w:r>
-          </w:p>
-        </w:tc>
-        <w:tc>
-          <w:tcPr>
-            <w:tcW w:type="dxa" w:w="3226"/>
-            <w:tcBorders>
-              <w:top w:val="single" w:color="B8C2D0" w:sz="4"/>
-              <w:left w:val="single" w:color="B8C2D0" w:sz="4"/>
-              <w:bottom w:val="single" w:color="B8C2D0" w:sz="4"/>
-              <w:right w:val="single" w:color="B8C2D0" w:sz="4"/>
-            </w:tcBorders>
-            <w:shd w:fill="FFFFFF" w:color="auto" w:val="clear"/>
-            <w:tcMar>
-              <w:top w:type="dxa" w:w="60"/>
-              <w:left w:type="dxa" w:w="100"/>
-              <w:bottom w:type="dxa" w:w="60"/>
-              <w:right w:type="dxa" w:w="100"/>
-            </w:tcMar>
-          </w:tcPr>
-          <w:p>
-            <w:r>
-              <w:rPr>
-                <w:sz w:val="19"/>
-                <w:szCs w:val="19"/>
-              </w:rPr>
-              <w:t xml:space="preserve">Flutter (Dart) with provider, http and secure storage</w:t>
+            <w:tcW w:type="dxa" w:w="2000"/>
+            <w:tcBorders>
+              <w:top w:val="single" w:color="B8C2D0" w:sz="4"/>
+              <w:left w:val="single" w:color="B8C2D0" w:sz="4"/>
+              <w:bottom w:val="single" w:color="B8C2D0" w:sz="4"/>
+              <w:right w:val="single" w:color="B8C2D0" w:sz="4"/>
+            </w:tcBorders>
+            <w:shd w:fill="FFFFFF" w:color="auto" w:val="clear"/>
+            <w:tcMar>
+              <w:top w:type="dxa" w:w="60"/>
+              <w:left w:type="dxa" w:w="100"/>
+              <w:bottom w:type="dxa" w:w="60"/>
+              <w:right w:type="dxa" w:w="100"/>
+            </w:tcMar>
+          </w:tcPr>
+          <w:p>
+            <w:r>
+              <w:rPr>
+                <w:sz w:val="19"/>
+                <w:szCs w:val="19"/>
+              </w:rPr>
+              <w:t xml:space="preserve">Hardware</w:t>
+            </w:r>
+          </w:p>
+        </w:tc>
+        <w:tc>
+          <w:tcPr>
+            <w:tcW w:type="dxa" w:w="3626"/>
+            <w:tcBorders>
+              <w:top w:val="single" w:color="B8C2D0" w:sz="4"/>
+              <w:left w:val="single" w:color="B8C2D0" w:sz="4"/>
+              <w:bottom w:val="single" w:color="B8C2D0" w:sz="4"/>
+              <w:right w:val="single" w:color="B8C2D0" w:sz="4"/>
+            </w:tcBorders>
+            <w:shd w:fill="FFFFFF" w:color="auto" w:val="clear"/>
+            <w:tcMar>
+              <w:top w:type="dxa" w:w="60"/>
+              <w:left w:type="dxa" w:w="100"/>
+              <w:bottom w:type="dxa" w:w="60"/>
+              <w:right w:type="dxa" w:w="100"/>
+            </w:tcMar>
+          </w:tcPr>
+          <w:p>
+            <w:r>
+              <w:rPr>
+                <w:sz w:val="19"/>
+                <w:szCs w:val="19"/>
+              </w:rPr>
+              <w:t xml:space="preserve">Any PC or small server with 4 GB RAM; users need a web browser</w:t>
             </w:r>
           </w:p>
         </w:tc>
@@ -827,265 +819,7 @@
                 <w:sz w:val="19"/>
                 <w:szCs w:val="19"/>
               </w:rPr>
-              <w:t xml:space="preserve">One code base; tokens can be stored safely</w:t>
-            </w:r>
-          </w:p>
-        </w:tc>
-      </w:tr>
-      <w:tr>
-        <w:trPr>
-          <w:cantSplit/>
-        </w:trPr>
-        <w:tc>
-          <w:tcPr>
-            <w:tcW w:type="dxa" w:w="2400"/>
-            <w:tcBorders>
-              <w:top w:val="single" w:color="B8C2D0" w:sz="4"/>
-              <w:left w:val="single" w:color="B8C2D0" w:sz="4"/>
-              <w:bottom w:val="single" w:color="B8C2D0" w:sz="4"/>
-              <w:right w:val="single" w:color="B8C2D0" w:sz="4"/>
-            </w:tcBorders>
-            <w:shd w:fill="FFFFFF" w:color="auto" w:val="clear"/>
-            <w:tcMar>
-              <w:top w:type="dxa" w:w="60"/>
-              <w:left w:type="dxa" w:w="100"/>
-              <w:bottom w:type="dxa" w:w="60"/>
-              <w:right w:type="dxa" w:w="100"/>
-            </w:tcMar>
-          </w:tcPr>
-          <w:p>
-            <w:r>
-              <w:rPr>
-                <w:sz w:val="19"/>
-                <w:szCs w:val="19"/>
-              </w:rPr>
-              <w:t xml:space="preserve">API documents</w:t>
-            </w:r>
-          </w:p>
-        </w:tc>
-        <w:tc>
-          <w:tcPr>
-            <w:tcW w:type="dxa" w:w="3226"/>
-            <w:tcBorders>
-              <w:top w:val="single" w:color="B8C2D0" w:sz="4"/>
-              <w:left w:val="single" w:color="B8C2D0" w:sz="4"/>
-              <w:bottom w:val="single" w:color="B8C2D0" w:sz="4"/>
-              <w:right w:val="single" w:color="B8C2D0" w:sz="4"/>
-            </w:tcBorders>
-            <w:shd w:fill="FFFFFF" w:color="auto" w:val="clear"/>
-            <w:tcMar>
-              <w:top w:type="dxa" w:w="60"/>
-              <w:left w:type="dxa" w:w="100"/>
-              <w:bottom w:type="dxa" w:w="60"/>
-              <w:right w:type="dxa" w:w="100"/>
-            </w:tcMar>
-          </w:tcPr>
-          <w:p>
-            <w:r>
-              <w:rPr>
-                <w:sz w:val="19"/>
-                <w:szCs w:val="19"/>
-              </w:rPr>
-              <w:t xml:space="preserve">drf-spectacular (OpenAPI / Swagger)</w:t>
-            </w:r>
-          </w:p>
-        </w:tc>
-        <w:tc>
-          <w:tcPr>
-            <w:tcW w:type="dxa" w:w="3400"/>
-            <w:tcBorders>
-              <w:top w:val="single" w:color="B8C2D0" w:sz="4"/>
-              <w:left w:val="single" w:color="B8C2D0" w:sz="4"/>
-              <w:bottom w:val="single" w:color="B8C2D0" w:sz="4"/>
-              <w:right w:val="single" w:color="B8C2D0" w:sz="4"/>
-            </w:tcBorders>
-            <w:shd w:fill="FFFFFF" w:color="auto" w:val="clear"/>
-            <w:tcMar>
-              <w:top w:type="dxa" w:w="60"/>
-              <w:left w:type="dxa" w:w="100"/>
-              <w:bottom w:type="dxa" w:w="60"/>
-              <w:right w:type="dxa" w:w="100"/>
-            </w:tcMar>
-          </w:tcPr>
-          <w:p>
-            <w:r>
-              <w:rPr>
-                <w:sz w:val="19"/>
-                <w:szCs w:val="19"/>
-              </w:rPr>
-              <w:t xml:space="preserve">Creates the documents automatically</w:t>
-            </w:r>
-          </w:p>
-        </w:tc>
-      </w:tr>
-      <w:tr>
-        <w:trPr>
-          <w:cantSplit/>
-        </w:trPr>
-        <w:tc>
-          <w:tcPr>
-            <w:tcW w:type="dxa" w:w="2400"/>
-            <w:tcBorders>
-              <w:top w:val="single" w:color="B8C2D0" w:sz="4"/>
-              <w:left w:val="single" w:color="B8C2D0" w:sz="4"/>
-              <w:bottom w:val="single" w:color="B8C2D0" w:sz="4"/>
-              <w:right w:val="single" w:color="B8C2D0" w:sz="4"/>
-            </w:tcBorders>
-            <w:shd w:fill="FFFFFF" w:color="auto" w:val="clear"/>
-            <w:tcMar>
-              <w:top w:type="dxa" w:w="60"/>
-              <w:left w:type="dxa" w:w="100"/>
-              <w:bottom w:type="dxa" w:w="60"/>
-              <w:right w:type="dxa" w:w="100"/>
-            </w:tcMar>
-          </w:tcPr>
-          <w:p>
-            <w:r>
-              <w:rPr>
-                <w:sz w:val="19"/>
-                <w:szCs w:val="19"/>
-              </w:rPr>
-              <w:t xml:space="preserve">Testing</w:t>
-            </w:r>
-          </w:p>
-        </w:tc>
-        <w:tc>
-          <w:tcPr>
-            <w:tcW w:type="dxa" w:w="3226"/>
-            <w:tcBorders>
-              <w:top w:val="single" w:color="B8C2D0" w:sz="4"/>
-              <w:left w:val="single" w:color="B8C2D0" w:sz="4"/>
-              <w:bottom w:val="single" w:color="B8C2D0" w:sz="4"/>
-              <w:right w:val="single" w:color="B8C2D0" w:sz="4"/>
-            </w:tcBorders>
-            <w:shd w:fill="FFFFFF" w:color="auto" w:val="clear"/>
-            <w:tcMar>
-              <w:top w:type="dxa" w:w="60"/>
-              <w:left w:type="dxa" w:w="100"/>
-              <w:bottom w:type="dxa" w:w="60"/>
-              <w:right w:type="dxa" w:w="100"/>
-            </w:tcMar>
-          </w:tcPr>
-          <w:p>
-            <w:r>
-              <w:rPr>
-                <w:sz w:val="19"/>
-                <w:szCs w:val="19"/>
-              </w:rPr>
-              <w:t xml:space="preserve">pytest, pytest-django, GitHub Actions</w:t>
-            </w:r>
-          </w:p>
-        </w:tc>
-        <w:tc>
-          <w:tcPr>
-            <w:tcW w:type="dxa" w:w="3400"/>
-            <w:tcBorders>
-              <w:top w:val="single" w:color="B8C2D0" w:sz="4"/>
-              <w:left w:val="single" w:color="B8C2D0" w:sz="4"/>
-              <w:bottom w:val="single" w:color="B8C2D0" w:sz="4"/>
-              <w:right w:val="single" w:color="B8C2D0" w:sz="4"/>
-            </w:tcBorders>
-            <w:shd w:fill="FFFFFF" w:color="auto" w:val="clear"/>
-            <w:tcMar>
-              <w:top w:type="dxa" w:w="60"/>
-              <w:left w:type="dxa" w:w="100"/>
-              <w:bottom w:type="dxa" w:w="60"/>
-              <w:right w:type="dxa" w:w="100"/>
-            </w:tcMar>
-          </w:tcPr>
-          <w:p>
-            <w:r>
-              <w:rPr>
-                <w:sz w:val="19"/>
-                <w:szCs w:val="19"/>
-              </w:rPr>
-              <w:t xml:space="preserve">Free automatic testing</w:t>
-            </w:r>
-          </w:p>
-        </w:tc>
-      </w:tr>
-      <w:tr>
-        <w:trPr>
-          <w:cantSplit/>
-        </w:trPr>
-        <w:tc>
-          <w:tcPr>
-            <w:tcW w:type="dxa" w:w="2400"/>
-            <w:tcBorders>
-              <w:top w:val="single" w:color="B8C2D0" w:sz="4"/>
-              <w:left w:val="single" w:color="B8C2D0" w:sz="4"/>
-              <w:bottom w:val="single" w:color="B8C2D0" w:sz="4"/>
-              <w:right w:val="single" w:color="B8C2D0" w:sz="4"/>
-            </w:tcBorders>
-            <w:shd w:fill="FFFFFF" w:color="auto" w:val="clear"/>
-            <w:tcMar>
-              <w:top w:type="dxa" w:w="60"/>
-              <w:left w:type="dxa" w:w="100"/>
-              <w:bottom w:type="dxa" w:w="60"/>
-              <w:right w:type="dxa" w:w="100"/>
-            </w:tcMar>
-          </w:tcPr>
-          <w:p>
-            <w:r>
-              <w:rPr>
-                <w:sz w:val="19"/>
-                <w:szCs w:val="19"/>
-              </w:rPr>
-              <w:t xml:space="preserve">Hardware</w:t>
-            </w:r>
-          </w:p>
-        </w:tc>
-        <w:tc>
-          <w:tcPr>
-            <w:tcW w:type="dxa" w:w="3226"/>
-            <w:tcBorders>
-              <w:top w:val="single" w:color="B8C2D0" w:sz="4"/>
-              <w:left w:val="single" w:color="B8C2D0" w:sz="4"/>
-              <w:bottom w:val="single" w:color="B8C2D0" w:sz="4"/>
-              <w:right w:val="single" w:color="B8C2D0" w:sz="4"/>
-            </w:tcBorders>
-            <w:shd w:fill="FFFFFF" w:color="auto" w:val="clear"/>
-            <w:tcMar>
-              <w:top w:type="dxa" w:w="60"/>
-              <w:left w:type="dxa" w:w="100"/>
-              <w:bottom w:type="dxa" w:w="60"/>
-              <w:right w:type="dxa" w:w="100"/>
-            </w:tcMar>
-          </w:tcPr>
-          <w:p>
-            <w:r>
-              <w:rPr>
-                <w:sz w:val="19"/>
-                <w:szCs w:val="19"/>
-              </w:rPr>
-              <w:t xml:space="preserve">Any PC or small server with 4 GB RAM; users need a browser or an Android phone</w:t>
-            </w:r>
-          </w:p>
-        </w:tc>
-        <w:tc>
-          <w:tcPr>
-            <w:tcW w:type="dxa" w:w="3400"/>
-            <w:tcBorders>
-              <w:top w:val="single" w:color="B8C2D0" w:sz="4"/>
-              <w:left w:val="single" w:color="B8C2D0" w:sz="4"/>
-              <w:bottom w:val="single" w:color="B8C2D0" w:sz="4"/>
-              <w:right w:val="single" w:color="B8C2D0" w:sz="4"/>
-            </w:tcBorders>
-            <w:shd w:fill="FFFFFF" w:color="auto" w:val="clear"/>
-            <w:tcMar>
-              <w:top w:type="dxa" w:w="60"/>
-              <w:left w:type="dxa" w:w="100"/>
-              <w:bottom w:type="dxa" w:w="60"/>
-              <w:right w:type="dxa" w:w="100"/>
-            </w:tcMar>
-          </w:tcPr>
-          <w:p>
-            <w:r>
-              <w:rPr>
-                <w:sz w:val="19"/>
-                <w:szCs w:val="19"/>
-              </w:rPr>
-              <w:t xml:space="preserve">Most organisations already have this</w:t>
+              <w:t xml:space="preserve">Most organisations have this</w:t>
             </w:r>
           </w:p>
         </w:tc>
@@ -1101,14 +835,7 @@
         <w:spacing w:after="120" w:line="300"/>
       </w:pPr>
       <w:r>
-        <w:rPr>
-          <w:b/>
-          <w:bCs/>
-        </w:rPr>
-        <w:t xml:space="preserve">Skills.</w:t>
-      </w:r>
-      <w:r>
-        <w:t xml:space="preserve"> The developer knows Python, JavaScript and databases. All the tools have free guides. The main risk is the time needed to learn React and Flutter. To reduce this risk, the API was built first and both apps use it.</w:t>
+        <w:t xml:space="preserve">The developer knows Python, JavaScript and databases. A working version of every module is built and checked with automatic tests.</w:t>
       </w:r>
     </w:p>
     <w:p>
@@ -1123,7 +850,7 @@
         <w:t xml:space="preserve">Conclusion:</w:t>
       </w:r>
       <w:r>
-        <w:t xml:space="preserve"> the project is technically feasible. A working version of every module has been built and checked with automatic tests.</w:t>
+        <w:t xml:space="preserve"> the project is technically feasible.</w:t>
       </w:r>
     </w:p>
     <w:p>
@@ -1139,15 +866,7 @@
         <w:spacing w:after="120" w:line="300"/>
       </w:pPr>
       <w:r>
-        <w:t xml:space="preserve">Economic feasibility compares costs and benefits. The amounts below are estimates in US dollars for an organisation with 50 users. They should be replaced with local prices.</w:t>
-      </w:r>
-    </w:p>
-    <w:p>
-      <w:pPr>
-        <w:pStyle w:val="Heading2"/>
-      </w:pPr>
-      <w:r>
-        <w:t xml:space="preserve">2.3.1 Costs</w:t>
+        <w:t xml:space="preserve">Economic feasibility compares costs and benefits. The amounts are estimates in US dollars for an organisation with 50 users.</w:t>
       </w:r>
     </w:p>
     <w:p>
@@ -1449,7 +1168,7 @@
                 <w:sz w:val="19"/>
                 <w:szCs w:val="19"/>
               </w:rPr>
-              <w:t xml:space="preserve">Development</w:t>
+              <w:t xml:space="preserve">Hosting</w:t>
             </w:r>
           </w:p>
         </w:tc>
@@ -1503,7 +1222,7 @@
                 <w:sz w:val="19"/>
                 <w:szCs w:val="19"/>
               </w:rPr>
-              <w:t xml:space="preserve">0</w:t>
+              <w:t xml:space="preserve">Included</w:t>
             </w:r>
           </w:p>
         </w:tc>
@@ -1530,7 +1249,7 @@
                 <w:sz w:val="19"/>
                 <w:szCs w:val="19"/>
               </w:rPr>
-              <w:t xml:space="preserve">Student project time (no cash cost)</w:t>
+              <w:t xml:space="preserve">About 240 a year (or an existing server)</w:t>
             </w:r>
           </w:p>
         </w:tc>
@@ -1562,7 +1281,7 @@
                 <w:sz w:val="19"/>
                 <w:szCs w:val="19"/>
               </w:rPr>
-              <w:t xml:space="preserve">Hosting</w:t>
+              <w:t xml:space="preserve">Set-up</w:t>
             </w:r>
           </w:p>
         </w:tc>
@@ -1616,7 +1335,7 @@
                 <w:sz w:val="19"/>
                 <w:szCs w:val="19"/>
               </w:rPr>
-              <w:t xml:space="preserve">Included</w:t>
+              <w:t xml:space="preserve">About 800</w:t>
             </w:r>
           </w:p>
         </w:tc>
@@ -1643,7 +1362,7 @@
                 <w:sz w:val="19"/>
                 <w:szCs w:val="19"/>
               </w:rPr>
-              <w:t xml:space="preserve">About 240 a year (or an existing server)</w:t>
+              <w:t xml:space="preserve">About 100 (domain name and certificate)</w:t>
             </w:r>
           </w:p>
         </w:tc>
@@ -1675,7 +1394,7 @@
                 <w:sz w:val="19"/>
                 <w:szCs w:val="19"/>
               </w:rPr>
-              <w:t xml:space="preserve">Set-up</w:t>
+              <w:t xml:space="preserve">Staff training</w:t>
             </w:r>
           </w:p>
         </w:tc>
@@ -1702,7 +1421,7 @@
                 <w:sz w:val="19"/>
                 <w:szCs w:val="19"/>
               </w:rPr>
-              <w:t xml:space="preserve">0</w:t>
+              <w:t xml:space="preserve">About 300 a year</w:t>
             </w:r>
           </w:p>
         </w:tc>
@@ -1729,7 +1448,7 @@
                 <w:sz w:val="19"/>
                 <w:szCs w:val="19"/>
               </w:rPr>
-              <w:t xml:space="preserve">About 800</w:t>
+              <w:t xml:space="preserve">About 200</w:t>
             </w:r>
           </w:p>
         </w:tc>
@@ -1756,7 +1475,7 @@
                 <w:sz w:val="19"/>
                 <w:szCs w:val="19"/>
               </w:rPr>
-              <w:t xml:space="preserve">About 100 (domain name and certificate)</w:t>
+              <w:t xml:space="preserve">About 200</w:t>
             </w:r>
           </w:p>
         </w:tc>
@@ -1788,7 +1507,7 @@
                 <w:sz w:val="19"/>
                 <w:szCs w:val="19"/>
               </w:rPr>
-              <w:t xml:space="preserve">Staff training</w:t>
+              <w:t xml:space="preserve">Support</w:t>
             </w:r>
           </w:p>
         </w:tc>
@@ -1815,7 +1534,7 @@
                 <w:sz w:val="19"/>
                 <w:szCs w:val="19"/>
               </w:rPr>
-              <w:t xml:space="preserve">About 300 a year</w:t>
+              <w:t xml:space="preserve">Staff time</w:t>
             </w:r>
           </w:p>
         </w:tc>
@@ -1842,7 +1561,7 @@
                 <w:sz w:val="19"/>
                 <w:szCs w:val="19"/>
               </w:rPr>
-              <w:t xml:space="preserve">About 200</w:t>
+              <w:t xml:space="preserve">Included in the subscription</w:t>
             </w:r>
           </w:p>
         </w:tc>
@@ -1869,7 +1588,7 @@
                 <w:sz w:val="19"/>
                 <w:szCs w:val="19"/>
               </w:rPr>
-              <w:t xml:space="preserve">About 200 (internal sessions)</w:t>
+              <w:t xml:space="preserve">About 15 hours of IT time each month</w:t>
             </w:r>
           </w:p>
         </w:tc>
@@ -1898,119 +1617,6 @@
           <w:p>
             <w:r>
               <w:rPr>
-                <w:sz w:val="19"/>
-                <w:szCs w:val="19"/>
-              </w:rPr>
-              <w:t xml:space="preserve">Support</w:t>
-            </w:r>
-          </w:p>
-        </w:tc>
-        <w:tc>
-          <w:tcPr>
-            <w:tcW w:type="dxa" w:w="1900"/>
-            <w:tcBorders>
-              <w:top w:val="single" w:color="B8C2D0" w:sz="4"/>
-              <w:left w:val="single" w:color="B8C2D0" w:sz="4"/>
-              <w:bottom w:val="single" w:color="B8C2D0" w:sz="4"/>
-              <w:right w:val="single" w:color="B8C2D0" w:sz="4"/>
-            </w:tcBorders>
-            <w:shd w:fill="FFFFFF" w:color="auto" w:val="clear"/>
-            <w:tcMar>
-              <w:top w:type="dxa" w:w="60"/>
-              <w:left w:type="dxa" w:w="100"/>
-              <w:bottom w:type="dxa" w:w="60"/>
-              <w:right w:type="dxa" w:w="100"/>
-            </w:tcMar>
-          </w:tcPr>
-          <w:p>
-            <w:r>
-              <w:rPr>
-                <w:sz w:val="19"/>
-                <w:szCs w:val="19"/>
-              </w:rPr>
-              <w:t xml:space="preserve">Staff time</w:t>
-            </w:r>
-          </w:p>
-        </w:tc>
-        <w:tc>
-          <w:tcPr>
-            <w:tcW w:type="dxa" w:w="2300"/>
-            <w:tcBorders>
-              <w:top w:val="single" w:color="B8C2D0" w:sz="4"/>
-              <w:left w:val="single" w:color="B8C2D0" w:sz="4"/>
-              <w:bottom w:val="single" w:color="B8C2D0" w:sz="4"/>
-              <w:right w:val="single" w:color="B8C2D0" w:sz="4"/>
-            </w:tcBorders>
-            <w:shd w:fill="FFFFFF" w:color="auto" w:val="clear"/>
-            <w:tcMar>
-              <w:top w:type="dxa" w:w="60"/>
-              <w:left w:type="dxa" w:w="100"/>
-              <w:bottom w:type="dxa" w:w="60"/>
-              <w:right w:type="dxa" w:w="100"/>
-            </w:tcMar>
-          </w:tcPr>
-          <w:p>
-            <w:r>
-              <w:rPr>
-                <w:sz w:val="19"/>
-                <w:szCs w:val="19"/>
-              </w:rPr>
-              <w:t xml:space="preserve">Included in the subscription</w:t>
-            </w:r>
-          </w:p>
-        </w:tc>
-        <w:tc>
-          <w:tcPr>
-            <w:tcW w:type="dxa" w:w="2426"/>
-            <w:tcBorders>
-              <w:top w:val="single" w:color="B8C2D0" w:sz="4"/>
-              <w:left w:val="single" w:color="B8C2D0" w:sz="4"/>
-              <w:bottom w:val="single" w:color="B8C2D0" w:sz="4"/>
-              <w:right w:val="single" w:color="B8C2D0" w:sz="4"/>
-            </w:tcBorders>
-            <w:shd w:fill="FFFFFF" w:color="auto" w:val="clear"/>
-            <w:tcMar>
-              <w:top w:type="dxa" w:w="60"/>
-              <w:left w:type="dxa" w:w="100"/>
-              <w:bottom w:type="dxa" w:w="60"/>
-              <w:right w:type="dxa" w:w="100"/>
-            </w:tcMar>
-          </w:tcPr>
-          <w:p>
-            <w:r>
-              <w:rPr>
-                <w:sz w:val="19"/>
-                <w:szCs w:val="19"/>
-              </w:rPr>
-              <w:t xml:space="preserve">About 15 hours of IT time each month</w:t>
-            </w:r>
-          </w:p>
-        </w:tc>
-      </w:tr>
-      <w:tr>
-        <w:trPr>
-          <w:cantSplit/>
-        </w:trPr>
-        <w:tc>
-          <w:tcPr>
-            <w:tcW w:type="dxa" w:w="2400"/>
-            <w:tcBorders>
-              <w:top w:val="single" w:color="B8C2D0" w:sz="4"/>
-              <w:left w:val="single" w:color="B8C2D0" w:sz="4"/>
-              <w:bottom w:val="single" w:color="B8C2D0" w:sz="4"/>
-              <w:right w:val="single" w:color="B8C2D0" w:sz="4"/>
-            </w:tcBorders>
-            <w:shd w:fill="FFFFFF" w:color="auto" w:val="clear"/>
-            <w:tcMar>
-              <w:top w:type="dxa" w:w="60"/>
-              <w:left w:type="dxa" w:w="100"/>
-              <w:bottom w:type="dxa" w:w="60"/>
-              <w:right w:type="dxa" w:w="100"/>
-            </w:tcMar>
-          </w:tcPr>
-          <w:p>
-            <w:r>
-              <w:rPr>
                 <w:b/>
                 <w:bCs/>
                 <w:sz w:val="19"/>
@@ -2113,14 +1719,6 @@
       <w:pPr>
         <w:spacing w:after="120"/>
       </w:pPr>
-    </w:p>
-    <w:p>
-      <w:pPr>
-        <w:pStyle w:val="Heading2"/>
-      </w:pPr>
-      <w:r>
-        <w:t xml:space="preserve">2.3.2 Benefits</w:t>
-      </w:r>
     </w:p>
     <w:p>
       <w:pPr>
@@ -2136,10 +1734,10 @@
           <w:b/>
           <w:bCs/>
         </w:rPr>
-        <w:t xml:space="preserve">Measurable:</w:t>
-      </w:r>
-      <w:r>
-        <w:t xml:space="preserve"> about 4 hours saved each month on reports; fewer repeat incidents; one avoided phishing loss can cost more than the whole system.</w:t>
+        <w:t xml:space="preserve">Measurable benefits:</w:t>
+      </w:r>
+      <w:r>
+        <w:t xml:space="preserve"> about 4 hours saved each month on reports; fewer repeat incidents.</w:t>
       </w:r>
     </w:p>
     <w:p>
@@ -2156,26 +1754,18 @@
           <w:b/>
           <w:bCs/>
         </w:rPr>
-        <w:t xml:space="preserve">Hard to measure:</w:t>
-      </w:r>
-      <w:r>
-        <w:t xml:space="preserve"> a better security culture; faster response; proof for auditors and insurers; one set of data owned by the organisation.</w:t>
+        <w:t xml:space="preserve">Other benefits:</w:t>
+      </w:r>
+      <w:r>
+        <w:t xml:space="preserve"> a better security culture; faster response; proof for auditors; one set of data owned by the organisation.</w:t>
       </w:r>
     </w:p>
     <w:p>
       <w:pPr>
-        <w:pStyle w:val="Heading2"/>
-      </w:pPr>
-      <w:r>
-        <w:t xml:space="preserve">2.3.3 Result</w:t>
-      </w:r>
-    </w:p>
-    <w:p>
-      <w:pPr>
         <w:spacing w:after="120" w:line="300"/>
       </w:pPr>
       <w:r>
-        <w:t xml:space="preserve">In the first year, Option C costs about 85% less than Option B. It also joins training, phishing practice and incident response, which Option B sells as separate products. Option A is cheapest on paper but gives none of the benefits. Option C should pay for itself in under one year if it prevents even one medium-size incident.</w:t>
+        <w:t xml:space="preserve">In the first year, Option C costs about 85% less than Option B. It joins training, phishing practice and incident response, which Option B sells as separate products. Option A is cheapest on paper and gives none of the benefits.</w:t>
       </w:r>
     </w:p>
     <w:p>
@@ -2206,7 +1796,7 @@
         <w:spacing w:after="120" w:line="300"/>
       </w:pPr>
       <w:r>
-        <w:t xml:space="preserve">Operational feasibility asks if people will use the system and if it fits the way the organisation works.</w:t>
+        <w:t xml:space="preserve">Operational feasibility asks if people use the system and if it fits the way the organisation works.</w:t>
       </w:r>
     </w:p>
     <w:p>
@@ -2333,7 +1923,7 @@
                 <w:sz w:val="19"/>
                 <w:szCs w:val="19"/>
               </w:rPr>
-              <w:t xml:space="preserve">Will users accept it?</w:t>
+              <w:t xml:space="preserve">Do users accept it?</w:t>
             </w:r>
           </w:p>
         </w:tc>
@@ -2360,7 +1950,7 @@
                 <w:sz w:val="19"/>
                 <w:szCs w:val="19"/>
               </w:rPr>
-              <w:t xml:space="preserve">The screens use familiar patterns such as a dashboard, cards and forms. Lessons and quizzes are short. The mobile app lets staff learn on their phones.</w:t>
+              <w:t xml:space="preserve">The screens use familiar patterns: a dashboard, cards and forms. Lessons and quizzes are short.</w:t>
             </w:r>
           </w:p>
         </w:tc>
@@ -2451,7 +2041,7 @@
                 <w:sz w:val="19"/>
                 <w:szCs w:val="19"/>
               </w:rPr>
-              <w:t xml:space="preserve">Will management support it?</w:t>
+              <w:t xml:space="preserve">Does management get what it needs?</w:t>
             </w:r>
           </w:p>
         </w:tc>
@@ -2478,7 +2068,7 @@
                 <w:sz w:val="19"/>
                 <w:szCs w:val="19"/>
               </w:rPr>
-              <w:t xml:space="preserve">Dashboards and audit reports give managers the facts they need.</w:t>
+              <w:t xml:space="preserve">Dashboards and audit reports give managers the facts.</w:t>
             </w:r>
           </w:p>
         </w:tc>
@@ -2510,7 +2100,7 @@
                 <w:sz w:val="19"/>
                 <w:szCs w:val="19"/>
               </w:rPr>
-              <w:t xml:space="preserve">Who will run it?</w:t>
+              <w:t xml:space="preserve">Who runs it?</w:t>
             </w:r>
           </w:p>
         </w:tc>
@@ -2537,7 +2127,7 @@
                 <w:sz w:val="19"/>
                 <w:szCs w:val="19"/>
               </w:rPr>
-              <w:t xml:space="preserve">A small IT team. Admin screens let people who are not programmers manage users, lessons, quizzes and alerts.</w:t>
+              <w:t xml:space="preserve">A small IT team. Admin screens let people who are not programmers manage users, lessons and quizzes.</w:t>
             </w:r>
           </w:p>
         </w:tc>
@@ -2569,65 +2159,6 @@
                 <w:sz w:val="19"/>
                 <w:szCs w:val="19"/>
               </w:rPr>
-              <w:t xml:space="preserve">Will staff resist the change?</w:t>
-            </w:r>
-          </w:p>
-        </w:tc>
-        <w:tc>
-          <w:tcPr>
-            <w:tcW w:type="dxa" w:w="6226"/>
-            <w:tcBorders>
-              <w:top w:val="single" w:color="B8C2D0" w:sz="4"/>
-              <w:left w:val="single" w:color="B8C2D0" w:sz="4"/>
-              <w:bottom w:val="single" w:color="B8C2D0" w:sz="4"/>
-              <w:right w:val="single" w:color="B8C2D0" w:sz="4"/>
-            </w:tcBorders>
-            <w:shd w:fill="FFFFFF" w:color="auto" w:val="clear"/>
-            <w:tcMar>
-              <w:top w:type="dxa" w:w="60"/>
-              <w:left w:type="dxa" w:w="100"/>
-              <w:bottom w:type="dxa" w:w="60"/>
-              <w:right w:type="dxa" w:w="100"/>
-            </w:tcMar>
-          </w:tcPr>
-          <w:p>
-            <w:r>
-              <w:rPr>
-                <w:sz w:val="19"/>
-                <w:szCs w:val="19"/>
-              </w:rPr>
-              <w:t xml:space="preserve">Short training, demonstrations and a pilot group reduce this risk (see the conversion plan in Chapter 6).</w:t>
-            </w:r>
-          </w:p>
-        </w:tc>
-      </w:tr>
-      <w:tr>
-        <w:trPr>
-          <w:cantSplit/>
-        </w:trPr>
-        <w:tc>
-          <w:tcPr>
-            <w:tcW w:type="dxa" w:w="2800"/>
-            <w:tcBorders>
-              <w:top w:val="single" w:color="B8C2D0" w:sz="4"/>
-              <w:left w:val="single" w:color="B8C2D0" w:sz="4"/>
-              <w:bottom w:val="single" w:color="B8C2D0" w:sz="4"/>
-              <w:right w:val="single" w:color="B8C2D0" w:sz="4"/>
-            </w:tcBorders>
-            <w:shd w:fill="FFFFFF" w:color="auto" w:val="clear"/>
-            <w:tcMar>
-              <w:top w:type="dxa" w:w="60"/>
-              <w:left w:type="dxa" w:w="100"/>
-              <w:bottom w:type="dxa" w:w="60"/>
-              <w:right w:type="dxa" w:w="100"/>
-            </w:tcMar>
-          </w:tcPr>
-          <w:p>
-            <w:r>
-              <w:rPr>
-                <w:sz w:val="19"/>
-                <w:szCs w:val="19"/>
-              </w:rPr>
               <w:t xml:space="preserve">Is privacy respected?</w:t>
             </w:r>
           </w:p>
@@ -2678,7 +2209,7 @@
         <w:t xml:space="preserve">Conclusion:</w:t>
       </w:r>
       <w:r>
-        <w:t xml:space="preserve"> the project is operationally feasible if users get short training and management supports it.</w:t>
+        <w:t xml:space="preserve"> the project is operationally feasible.</w:t>
       </w:r>
     </w:p>
     <w:p>
@@ -2694,7 +2225,7 @@
         <w:spacing w:after="120" w:line="300"/>
       </w:pPr>
       <w:r>
-        <w:t xml:space="preserve">Schedule feasibility checks that the project can finish in the time allowed. The term is about 14 weeks.</w:t>
+        <w:t xml:space="preserve">Schedule feasibility checks that the project fits the time allowed. The term is about 14 weeks.</w:t>
       </w:r>
     </w:p>
     <w:p>
@@ -2992,7 +2523,7 @@
                 <w:sz w:val="19"/>
                 <w:szCs w:val="19"/>
               </w:rPr>
-              <w:t xml:space="preserve">Requirement list and fact-finding records</w:t>
+              <w:t xml:space="preserve">Requirements and fact-finding records</w:t>
             </w:r>
           </w:p>
         </w:tc>
@@ -3164,7 +2695,7 @@
                 <w:sz w:val="19"/>
                 <w:szCs w:val="19"/>
               </w:rPr>
-              <w:t xml:space="preserve">Working API for the learning modules</w:t>
+              <w:t xml:space="preserve">API for the learning modules</w:t>
             </w:r>
           </w:p>
         </w:tc>
@@ -3196,7 +2727,7 @@
                 <w:sz w:val="19"/>
                 <w:szCs w:val="19"/>
               </w:rPr>
-              <w:t xml:space="preserve">Back end: phishing, incidents, alerts, audit</w:t>
+              <w:t xml:space="preserve">Back end: phishing, incidents, audit</w:t>
             </w:r>
           </w:p>
         </w:tc>
@@ -3282,7 +2813,7 @@
                 <w:sz w:val="19"/>
                 <w:szCs w:val="19"/>
               </w:rPr>
-              <w:t xml:space="preserve">Web front end</w:t>
+              <w:t xml:space="preserve">Web app</w:t>
             </w:r>
           </w:p>
         </w:tc>
@@ -3368,7 +2899,7 @@
                 <w:sz w:val="19"/>
                 <w:szCs w:val="19"/>
               </w:rPr>
-              <w:t xml:space="preserve">Mobile app</w:t>
+              <w:t xml:space="preserve">Testing and fixes</w:t>
             </w:r>
           </w:p>
         </w:tc>
@@ -3395,7 +2926,7 @@
                 <w:sz w:val="19"/>
                 <w:szCs w:val="19"/>
               </w:rPr>
-              <w:t xml:space="preserve">11 to 13</w:t>
+              <w:t xml:space="preserve">10 to 13</w:t>
             </w:r>
           </w:p>
         </w:tc>
@@ -3422,7 +2953,7 @@
                 <w:sz w:val="19"/>
                 <w:szCs w:val="19"/>
               </w:rPr>
-              <w:t xml:space="preserve">Flutter app for learners and reporters</w:t>
+              <w:t xml:space="preserve">Automatic and manual test results</w:t>
             </w:r>
           </w:p>
         </w:tc>
@@ -3454,7 +2985,7 @@
                 <w:sz w:val="19"/>
                 <w:szCs w:val="19"/>
               </w:rPr>
-              <w:t xml:space="preserve">Testing and fixes</w:t>
+              <w:t xml:space="preserve">Documents and presentation</w:t>
             </w:r>
           </w:p>
         </w:tc>
@@ -3481,7 +3012,7 @@
                 <w:sz w:val="19"/>
                 <w:szCs w:val="19"/>
               </w:rPr>
-              <w:t xml:space="preserve">10 to 13</w:t>
+              <w:t xml:space="preserve">13 to 14</w:t>
             </w:r>
           </w:p>
         </w:tc>
@@ -3508,93 +3039,7 @@
                 <w:sz w:val="19"/>
                 <w:szCs w:val="19"/>
               </w:rPr>
-              <w:t xml:space="preserve">Automatic and manual test results</w:t>
-            </w:r>
-          </w:p>
-        </w:tc>
-      </w:tr>
-      <w:tr>
-        <w:trPr>
-          <w:cantSplit/>
-        </w:trPr>
-        <w:tc>
-          <w:tcPr>
-            <w:tcW w:type="dxa" w:w="4300"/>
-            <w:tcBorders>
-              <w:top w:val="single" w:color="B8C2D0" w:sz="4"/>
-              <w:left w:val="single" w:color="B8C2D0" w:sz="4"/>
-              <w:bottom w:val="single" w:color="B8C2D0" w:sz="4"/>
-              <w:right w:val="single" w:color="B8C2D0" w:sz="4"/>
-            </w:tcBorders>
-            <w:shd w:fill="FFFFFF" w:color="auto" w:val="clear"/>
-            <w:tcMar>
-              <w:top w:type="dxa" w:w="60"/>
-              <w:left w:type="dxa" w:w="100"/>
-              <w:bottom w:type="dxa" w:w="60"/>
-              <w:right w:type="dxa" w:w="100"/>
-            </w:tcMar>
-          </w:tcPr>
-          <w:p>
-            <w:r>
-              <w:rPr>
-                <w:sz w:val="19"/>
-                <w:szCs w:val="19"/>
-              </w:rPr>
-              <w:t xml:space="preserve">Documents, presentation and hand-over</w:t>
-            </w:r>
-          </w:p>
-        </w:tc>
-        <w:tc>
-          <w:tcPr>
-            <w:tcW w:type="dxa" w:w="1100"/>
-            <w:tcBorders>
-              <w:top w:val="single" w:color="B8C2D0" w:sz="4"/>
-              <w:left w:val="single" w:color="B8C2D0" w:sz="4"/>
-              <w:bottom w:val="single" w:color="B8C2D0" w:sz="4"/>
-              <w:right w:val="single" w:color="B8C2D0" w:sz="4"/>
-            </w:tcBorders>
-            <w:shd w:fill="FFFFFF" w:color="auto" w:val="clear"/>
-            <w:tcMar>
-              <w:top w:type="dxa" w:w="60"/>
-              <w:left w:type="dxa" w:w="100"/>
-              <w:bottom w:type="dxa" w:w="60"/>
-              <w:right w:type="dxa" w:w="100"/>
-            </w:tcMar>
-          </w:tcPr>
-          <w:p>
-            <w:r>
-              <w:rPr>
-                <w:sz w:val="19"/>
-                <w:szCs w:val="19"/>
-              </w:rPr>
-              <w:t xml:space="preserve">13 to 14</w:t>
-            </w:r>
-          </w:p>
-        </w:tc>
-        <w:tc>
-          <w:tcPr>
-            <w:tcW w:type="dxa" w:w="3626"/>
-            <w:tcBorders>
-              <w:top w:val="single" w:color="B8C2D0" w:sz="4"/>
-              <w:left w:val="single" w:color="B8C2D0" w:sz="4"/>
-              <w:bottom w:val="single" w:color="B8C2D0" w:sz="4"/>
-              <w:right w:val="single" w:color="B8C2D0" w:sz="4"/>
-            </w:tcBorders>
-            <w:shd w:fill="FFFFFF" w:color="auto" w:val="clear"/>
-            <w:tcMar>
-              <w:top w:type="dxa" w:w="60"/>
-              <w:left w:type="dxa" w:w="100"/>
-              <w:bottom w:type="dxa" w:w="60"/>
-              <w:right w:type="dxa" w:w="100"/>
-            </w:tcMar>
-          </w:tcPr>
-          <w:p>
-            <w:r>
-              <w:rPr>
-                <w:sz w:val="19"/>
-                <w:szCs w:val="19"/>
-              </w:rPr>
-              <w:t xml:space="preserve">Chapters 6 and 7, user manual, presentation</w:t>
+              <w:t xml:space="preserve">Chapters 6 and 7, user manual</w:t>
             </w:r>
           </w:p>
         </w:tc>
@@ -3673,14 +3118,6 @@
         <w:spacing w:after="120" w:line="300"/>
       </w:pPr>
       <w:r>
-        <w:t xml:space="preserve">The API and the web app are built in parallel, and testing starts as soon as each module exists. The back end is the critical path. To manage risks such as illness or computer failure, work is saved to Git every day. One week of the testing phase is kept as spare time.</w:t>
-      </w:r>
-    </w:p>
-    <w:p>
-      <w:pPr>
-        <w:spacing w:after="120" w:line="300"/>
-      </w:pPr>
-      <w:r>
         <w:rPr>
           <w:b/>
           <w:bCs/>
@@ -3688,7 +3125,7 @@
         <w:t xml:space="preserve">Conclusion:</w:t>
       </w:r>
       <w:r>
-        <w:t xml:space="preserve"> the project is feasible within the schedule. The finished system shows that the plan could be met.</w:t>
+        <w:t xml:space="preserve"> the project is feasible within the schedule.</w:t>
       </w:r>
     </w:p>
     <w:p>
@@ -3822,7 +3259,7 @@
                 <w:sz w:val="19"/>
                 <w:szCs w:val="19"/>
               </w:rPr>
-              <w:t xml:space="preserve">How the project deals with it</w:t>
+              <w:t xml:space="preserve">How the system deals with it</w:t>
             </w:r>
           </w:p>
         </w:tc>
@@ -3908,7 +3345,7 @@
                 <w:sz w:val="19"/>
                 <w:szCs w:val="19"/>
               </w:rPr>
-              <w:t xml:space="preserve">Collect only what is needed; role-based access; users see only their own data; passwords are hashed; accounts can be deactivated; changes are logged.</w:t>
+              <w:t xml:space="preserve">The system collects only what it needs. Roles limit access. Users see only their own data. Passwords are hashed. Accounts can be deactivated. Changes are logged.</w:t>
             </w:r>
           </w:p>
         </w:tc>
@@ -3994,7 +3431,7 @@
                 <w:sz w:val="19"/>
                 <w:szCs w:val="19"/>
               </w:rPr>
-              <w:t xml:space="preserve">Django, React, Flutter, Chart.js and the other tools are open source with permissive licences.</w:t>
+              <w:t xml:space="preserve">Django, React, Chart.js and the other tools are open source.</w:t>
             </w:r>
           </w:p>
         </w:tc>
@@ -4053,7 +3490,7 @@
                 <w:sz w:val="19"/>
                 <w:szCs w:val="19"/>
               </w:rPr>
-              <w:t xml:space="preserve">Tricking staff with real fake e-mails can upset people or cause legal problems.</w:t>
+              <w:t xml:space="preserve">Real fake e-mails can upset people.</w:t>
             </w:r>
           </w:p>
         </w:tc>
@@ -4080,7 +3517,7 @@
                 <w:sz w:val="19"/>
                 <w:szCs w:val="19"/>
               </w:rPr>
-              <w:t xml:space="preserve">The simulations stay inside the app, are clearly exercises and teach instead of blame.</w:t>
+              <w:t xml:space="preserve">The simulations stay inside the system and teach instead of blame.</w:t>
             </w:r>
           </w:p>
         </w:tc>
@@ -4139,7 +3576,7 @@
                 <w:sz w:val="19"/>
                 <w:szCs w:val="19"/>
               </w:rPr>
-              <w:t xml:space="preserve">Uploaded files may hold malware or private data.</w:t>
+              <w:t xml:space="preserve">Uploaded files can hold malware or private data.</w:t>
             </w:r>
           </w:p>
         </w:tc>
@@ -4166,7 +3603,7 @@
                 <w:sz w:val="19"/>
                 <w:szCs w:val="19"/>
               </w:rPr>
-              <w:t xml:space="preserve">Only png, jpg, jpeg, pdf, txt, log, eml and msg files up to 10 MB are accepted. Files are stored and never run. Access depends on role.</w:t>
+              <w:t xml:space="preserve">Only png, jpg, jpeg, pdf, txt, log, eml and msg files up to 10 MB are accepted. Files are stored and never run.</w:t>
             </w:r>
           </w:p>
         </w:tc>
@@ -4198,92 +3635,6 @@
                 <w:sz w:val="19"/>
                 <w:szCs w:val="19"/>
               </w:rPr>
-              <w:t xml:space="preserve">Copyright</w:t>
-            </w:r>
-          </w:p>
-        </w:tc>
-        <w:tc>
-          <w:tcPr>
-            <w:tcW w:type="dxa" w:w="3300"/>
-            <w:tcBorders>
-              <w:top w:val="single" w:color="B8C2D0" w:sz="4"/>
-              <w:left w:val="single" w:color="B8C2D0" w:sz="4"/>
-              <w:bottom w:val="single" w:color="B8C2D0" w:sz="4"/>
-              <w:right w:val="single" w:color="B8C2D0" w:sz="4"/>
-            </w:tcBorders>
-            <w:shd w:fill="FFFFFF" w:color="auto" w:val="clear"/>
-            <w:tcMar>
-              <w:top w:type="dxa" w:w="60"/>
-              <w:left w:type="dxa" w:w="100"/>
-              <w:bottom w:type="dxa" w:w="60"/>
-              <w:right w:type="dxa" w:w="100"/>
-            </w:tcMar>
-          </w:tcPr>
-          <w:p>
-            <w:r>
-              <w:rPr>
-                <w:sz w:val="19"/>
-                <w:szCs w:val="19"/>
-              </w:rPr>
-              <w:t xml:space="preserve">Training content must not copy other people's work.</w:t>
-            </w:r>
-          </w:p>
-        </w:tc>
-        <w:tc>
-          <w:tcPr>
-            <w:tcW w:type="dxa" w:w="3826"/>
-            <w:tcBorders>
-              <w:top w:val="single" w:color="B8C2D0" w:sz="4"/>
-              <w:left w:val="single" w:color="B8C2D0" w:sz="4"/>
-              <w:bottom w:val="single" w:color="B8C2D0" w:sz="4"/>
-              <w:right w:val="single" w:color="B8C2D0" w:sz="4"/>
-            </w:tcBorders>
-            <w:shd w:fill="FFFFFF" w:color="auto" w:val="clear"/>
-            <w:tcMar>
-              <w:top w:type="dxa" w:w="60"/>
-              <w:left w:type="dxa" w:w="100"/>
-              <w:bottom w:type="dxa" w:w="60"/>
-              <w:right w:type="dxa" w:w="100"/>
-            </w:tcMar>
-          </w:tcPr>
-          <w:p>
-            <w:r>
-              <w:rPr>
-                <w:sz w:val="19"/>
-                <w:szCs w:val="19"/>
-              </w:rPr>
-              <w:t xml:space="preserve">The lesson text is original and written for this platform.</w:t>
-            </w:r>
-          </w:p>
-        </w:tc>
-      </w:tr>
-      <w:tr>
-        <w:trPr>
-          <w:cantSplit/>
-        </w:trPr>
-        <w:tc>
-          <w:tcPr>
-            <w:tcW w:type="dxa" w:w="1900"/>
-            <w:tcBorders>
-              <w:top w:val="single" w:color="B8C2D0" w:sz="4"/>
-              <w:left w:val="single" w:color="B8C2D0" w:sz="4"/>
-              <w:bottom w:val="single" w:color="B8C2D0" w:sz="4"/>
-              <w:right w:val="single" w:color="B8C2D0" w:sz="4"/>
-            </w:tcBorders>
-            <w:shd w:fill="FFFFFF" w:color="auto" w:val="clear"/>
-            <w:tcMar>
-              <w:top w:type="dxa" w:w="60"/>
-              <w:left w:type="dxa" w:w="100"/>
-              <w:bottom w:type="dxa" w:w="60"/>
-              <w:right w:type="dxa" w:w="100"/>
-            </w:tcMar>
-          </w:tcPr>
-          <w:p>
-            <w:r>
-              <w:rPr>
-                <w:sz w:val="19"/>
-                <w:szCs w:val="19"/>
-              </w:rPr>
               <w:t xml:space="preserve">Accountability</w:t>
             </w:r>
           </w:p>
@@ -4361,7 +3712,7 @@
         <w:t xml:space="preserve">Conclusion:</w:t>
       </w:r>
       <w:r>
-        <w:t xml:space="preserve"> the project is legally and ethically feasible if these controls are kept and the organisation publishes an acceptable-use and privacy notice.</w:t>
+        <w:t xml:space="preserve"> the project is legally and ethically feasible.</w:t>
       </w:r>
     </w:p>
     <w:p>
@@ -4369,7 +3720,15 @@
         <w:pStyle w:val="Heading1"/>
       </w:pPr>
       <w:r>
-        <w:t xml:space="preserve">2.7 Risk Analysis</w:t>
+        <w:t xml:space="preserve">2.7 Comparison of the Options</w:t>
+      </w:r>
+    </w:p>
+    <w:p>
+      <w:pPr>
+        <w:spacing w:after="120" w:line="300"/>
+      </w:pPr>
+      <w:r>
+        <w:t xml:space="preserve">Each criterion is scored from 1 (poor) to 5 (excellent) and multiplied by its weight.</w:t>
       </w:r>
     </w:p>
     <w:p>
@@ -4385,753 +3744,7 @@
           <w:sz w:val="19"/>
           <w:szCs w:val="19"/>
         </w:rPr>
-        <w:t xml:space="preserve">Table 2.6: Project risks</w:t>
-      </w:r>
-    </w:p>
-    <w:tbl>
-      <w:tblPr>
-        <w:tblW w:type="dxa" w:w="9026"/>
-        <w:tblBorders>
-          <w:top w:val="single" w:color="auto" w:sz="4"/>
-          <w:left w:val="single" w:color="auto" w:sz="4"/>
-          <w:bottom w:val="single" w:color="auto" w:sz="4"/>
-          <w:right w:val="single" w:color="auto" w:sz="4"/>
-          <w:insideH w:val="single" w:color="auto" w:sz="4"/>
-          <w:insideV w:val="single" w:color="auto" w:sz="4"/>
-        </w:tblBorders>
-      </w:tblPr>
-      <w:tblGrid>
-        <w:gridCol w:w="3000"/>
-        <w:gridCol w:w="1000"/>
-        <w:gridCol w:w="1400"/>
-        <w:gridCol w:w="3626"/>
-      </w:tblGrid>
-      <w:tr>
-        <w:trPr>
-          <w:tblHeader/>
-        </w:trPr>
-        <w:tc>
-          <w:tcPr>
-            <w:tcW w:type="dxa" w:w="3000"/>
-            <w:tcBorders>
-              <w:top w:val="single" w:color="B8C2D0" w:sz="4"/>
-              <w:left w:val="single" w:color="B8C2D0" w:sz="4"/>
-              <w:bottom w:val="single" w:color="B8C2D0" w:sz="4"/>
-              <w:right w:val="single" w:color="B8C2D0" w:sz="4"/>
-            </w:tcBorders>
-            <w:shd w:fill="1F3A5F" w:color="auto" w:val="clear"/>
-            <w:tcMar>
-              <w:top w:type="dxa" w:w="60"/>
-              <w:left w:type="dxa" w:w="100"/>
-              <w:bottom w:type="dxa" w:w="60"/>
-              <w:right w:type="dxa" w:w="100"/>
-            </w:tcMar>
-          </w:tcPr>
-          <w:p>
-            <w:r>
-              <w:rPr>
-                <w:b/>
-                <w:bCs/>
-                <w:color w:val="FFFFFF"/>
-                <w:sz w:val="19"/>
-                <w:szCs w:val="19"/>
-              </w:rPr>
-              <w:t xml:space="preserve">Risk</w:t>
-            </w:r>
-          </w:p>
-        </w:tc>
-        <w:tc>
-          <w:tcPr>
-            <w:tcW w:type="dxa" w:w="1000"/>
-            <w:tcBorders>
-              <w:top w:val="single" w:color="B8C2D0" w:sz="4"/>
-              <w:left w:val="single" w:color="B8C2D0" w:sz="4"/>
-              <w:bottom w:val="single" w:color="B8C2D0" w:sz="4"/>
-              <w:right w:val="single" w:color="B8C2D0" w:sz="4"/>
-            </w:tcBorders>
-            <w:shd w:fill="1F3A5F" w:color="auto" w:val="clear"/>
-            <w:tcMar>
-              <w:top w:type="dxa" w:w="60"/>
-              <w:left w:type="dxa" w:w="100"/>
-              <w:bottom w:type="dxa" w:w="60"/>
-              <w:right w:type="dxa" w:w="100"/>
-            </w:tcMar>
-          </w:tcPr>
-          <w:p>
-            <w:r>
-              <w:rPr>
-                <w:b/>
-                <w:bCs/>
-                <w:color w:val="FFFFFF"/>
-                <w:sz w:val="19"/>
-                <w:szCs w:val="19"/>
-              </w:rPr>
-              <w:t xml:space="preserve">Chance</w:t>
-            </w:r>
-          </w:p>
-        </w:tc>
-        <w:tc>
-          <w:tcPr>
-            <w:tcW w:type="dxa" w:w="1400"/>
-            <w:tcBorders>
-              <w:top w:val="single" w:color="B8C2D0" w:sz="4"/>
-              <w:left w:val="single" w:color="B8C2D0" w:sz="4"/>
-              <w:bottom w:val="single" w:color="B8C2D0" w:sz="4"/>
-              <w:right w:val="single" w:color="B8C2D0" w:sz="4"/>
-            </w:tcBorders>
-            <w:shd w:fill="1F3A5F" w:color="auto" w:val="clear"/>
-            <w:tcMar>
-              <w:top w:type="dxa" w:w="60"/>
-              <w:left w:type="dxa" w:w="100"/>
-              <w:bottom w:type="dxa" w:w="60"/>
-              <w:right w:type="dxa" w:w="100"/>
-            </w:tcMar>
-          </w:tcPr>
-          <w:p>
-            <w:r>
-              <w:rPr>
-                <w:b/>
-                <w:bCs/>
-                <w:color w:val="FFFFFF"/>
-                <w:sz w:val="19"/>
-                <w:szCs w:val="19"/>
-              </w:rPr>
-              <w:t xml:space="preserve">Effect</w:t>
-            </w:r>
-          </w:p>
-        </w:tc>
-        <w:tc>
-          <w:tcPr>
-            <w:tcW w:type="dxa" w:w="3626"/>
-            <w:tcBorders>
-              <w:top w:val="single" w:color="B8C2D0" w:sz="4"/>
-              <w:left w:val="single" w:color="B8C2D0" w:sz="4"/>
-              <w:bottom w:val="single" w:color="B8C2D0" w:sz="4"/>
-              <w:right w:val="single" w:color="B8C2D0" w:sz="4"/>
-            </w:tcBorders>
-            <w:shd w:fill="1F3A5F" w:color="auto" w:val="clear"/>
-            <w:tcMar>
-              <w:top w:type="dxa" w:w="60"/>
-              <w:left w:type="dxa" w:w="100"/>
-              <w:bottom w:type="dxa" w:w="60"/>
-              <w:right w:type="dxa" w:w="100"/>
-            </w:tcMar>
-          </w:tcPr>
-          <w:p>
-            <w:r>
-              <w:rPr>
-                <w:b/>
-                <w:bCs/>
-                <w:color w:val="FFFFFF"/>
-                <w:sz w:val="19"/>
-                <w:szCs w:val="19"/>
-              </w:rPr>
-              <w:t xml:space="preserve">Plan to reduce it</w:t>
-            </w:r>
-          </w:p>
-        </w:tc>
-      </w:tr>
-      <w:tr>
-        <w:trPr>
-          <w:cantSplit/>
-        </w:trPr>
-        <w:tc>
-          <w:tcPr>
-            <w:tcW w:type="dxa" w:w="3000"/>
-            <w:tcBorders>
-              <w:top w:val="single" w:color="B8C2D0" w:sz="4"/>
-              <w:left w:val="single" w:color="B8C2D0" w:sz="4"/>
-              <w:bottom w:val="single" w:color="B8C2D0" w:sz="4"/>
-              <w:right w:val="single" w:color="B8C2D0" w:sz="4"/>
-            </w:tcBorders>
-            <w:shd w:fill="FFFFFF" w:color="auto" w:val="clear"/>
-            <w:tcMar>
-              <w:top w:type="dxa" w:w="60"/>
-              <w:left w:type="dxa" w:w="100"/>
-              <w:bottom w:type="dxa" w:w="60"/>
-              <w:right w:type="dxa" w:w="100"/>
-            </w:tcMar>
-          </w:tcPr>
-          <w:p>
-            <w:r>
-              <w:rPr>
-                <w:sz w:val="19"/>
-                <w:szCs w:val="19"/>
-              </w:rPr>
-              <w:t xml:space="preserve">Learning React and Flutter takes too long</w:t>
-            </w:r>
-          </w:p>
-        </w:tc>
-        <w:tc>
-          <w:tcPr>
-            <w:tcW w:type="dxa" w:w="1000"/>
-            <w:tcBorders>
-              <w:top w:val="single" w:color="B8C2D0" w:sz="4"/>
-              <w:left w:val="single" w:color="B8C2D0" w:sz="4"/>
-              <w:bottom w:val="single" w:color="B8C2D0" w:sz="4"/>
-              <w:right w:val="single" w:color="B8C2D0" w:sz="4"/>
-            </w:tcBorders>
-            <w:shd w:fill="FFFFFF" w:color="auto" w:val="clear"/>
-            <w:tcMar>
-              <w:top w:type="dxa" w:w="60"/>
-              <w:left w:type="dxa" w:w="100"/>
-              <w:bottom w:type="dxa" w:w="60"/>
-              <w:right w:type="dxa" w:w="100"/>
-            </w:tcMar>
-          </w:tcPr>
-          <w:p>
-            <w:r>
-              <w:rPr>
-                <w:sz w:val="19"/>
-                <w:szCs w:val="19"/>
-              </w:rPr>
-              <w:t xml:space="preserve">Medium</w:t>
-            </w:r>
-          </w:p>
-        </w:tc>
-        <w:tc>
-          <w:tcPr>
-            <w:tcW w:type="dxa" w:w="1400"/>
-            <w:tcBorders>
-              <w:top w:val="single" w:color="B8C2D0" w:sz="4"/>
-              <w:left w:val="single" w:color="B8C2D0" w:sz="4"/>
-              <w:bottom w:val="single" w:color="B8C2D0" w:sz="4"/>
-              <w:right w:val="single" w:color="B8C2D0" w:sz="4"/>
-            </w:tcBorders>
-            <w:shd w:fill="FFFFFF" w:color="auto" w:val="clear"/>
-            <w:tcMar>
-              <w:top w:type="dxa" w:w="60"/>
-              <w:left w:type="dxa" w:w="100"/>
-              <w:bottom w:type="dxa" w:w="60"/>
-              <w:right w:type="dxa" w:w="100"/>
-            </w:tcMar>
-          </w:tcPr>
-          <w:p>
-            <w:r>
-              <w:rPr>
-                <w:sz w:val="19"/>
-                <w:szCs w:val="19"/>
-              </w:rPr>
-              <w:t xml:space="preserve">Delay</w:t>
-            </w:r>
-          </w:p>
-        </w:tc>
-        <w:tc>
-          <w:tcPr>
-            <w:tcW w:type="dxa" w:w="3626"/>
-            <w:tcBorders>
-              <w:top w:val="single" w:color="B8C2D0" w:sz="4"/>
-              <w:left w:val="single" w:color="B8C2D0" w:sz="4"/>
-              <w:bottom w:val="single" w:color="B8C2D0" w:sz="4"/>
-              <w:right w:val="single" w:color="B8C2D0" w:sz="4"/>
-            </w:tcBorders>
-            <w:shd w:fill="FFFFFF" w:color="auto" w:val="clear"/>
-            <w:tcMar>
-              <w:top w:type="dxa" w:w="60"/>
-              <w:left w:type="dxa" w:w="100"/>
-              <w:bottom w:type="dxa" w:w="60"/>
-              <w:right w:type="dxa" w:w="100"/>
-            </w:tcMar>
-          </w:tcPr>
-          <w:p>
-            <w:r>
-              <w:rPr>
-                <w:sz w:val="19"/>
-                <w:szCs w:val="19"/>
-              </w:rPr>
-              <w:t xml:space="preserve">Build and test the API first; reuse the same API for both apps</w:t>
-            </w:r>
-          </w:p>
-        </w:tc>
-      </w:tr>
-      <w:tr>
-        <w:trPr>
-          <w:cantSplit/>
-        </w:trPr>
-        <w:tc>
-          <w:tcPr>
-            <w:tcW w:type="dxa" w:w="3000"/>
-            <w:tcBorders>
-              <w:top w:val="single" w:color="B8C2D0" w:sz="4"/>
-              <w:left w:val="single" w:color="B8C2D0" w:sz="4"/>
-              <w:bottom w:val="single" w:color="B8C2D0" w:sz="4"/>
-              <w:right w:val="single" w:color="B8C2D0" w:sz="4"/>
-            </w:tcBorders>
-            <w:shd w:fill="FFFFFF" w:color="auto" w:val="clear"/>
-            <w:tcMar>
-              <w:top w:type="dxa" w:w="60"/>
-              <w:left w:type="dxa" w:w="100"/>
-              <w:bottom w:type="dxa" w:w="60"/>
-              <w:right w:type="dxa" w:w="100"/>
-            </w:tcMar>
-          </w:tcPr>
-          <w:p>
-            <w:r>
-              <w:rPr>
-                <w:sz w:val="19"/>
-                <w:szCs w:val="19"/>
-              </w:rPr>
-              <w:t xml:space="preserve">Computer or disk failure</w:t>
-            </w:r>
-          </w:p>
-        </w:tc>
-        <w:tc>
-          <w:tcPr>
-            <w:tcW w:type="dxa" w:w="1000"/>
-            <w:tcBorders>
-              <w:top w:val="single" w:color="B8C2D0" w:sz="4"/>
-              <w:left w:val="single" w:color="B8C2D0" w:sz="4"/>
-              <w:bottom w:val="single" w:color="B8C2D0" w:sz="4"/>
-              <w:right w:val="single" w:color="B8C2D0" w:sz="4"/>
-            </w:tcBorders>
-            <w:shd w:fill="FFFFFF" w:color="auto" w:val="clear"/>
-            <w:tcMar>
-              <w:top w:type="dxa" w:w="60"/>
-              <w:left w:type="dxa" w:w="100"/>
-              <w:bottom w:type="dxa" w:w="60"/>
-              <w:right w:type="dxa" w:w="100"/>
-            </w:tcMar>
-          </w:tcPr>
-          <w:p>
-            <w:r>
-              <w:rPr>
-                <w:sz w:val="19"/>
-                <w:szCs w:val="19"/>
-              </w:rPr>
-              <w:t xml:space="preserve">Low</w:t>
-            </w:r>
-          </w:p>
-        </w:tc>
-        <w:tc>
-          <w:tcPr>
-            <w:tcW w:type="dxa" w:w="1400"/>
-            <w:tcBorders>
-              <w:top w:val="single" w:color="B8C2D0" w:sz="4"/>
-              <w:left w:val="single" w:color="B8C2D0" w:sz="4"/>
-              <w:bottom w:val="single" w:color="B8C2D0" w:sz="4"/>
-              <w:right w:val="single" w:color="B8C2D0" w:sz="4"/>
-            </w:tcBorders>
-            <w:shd w:fill="FFFFFF" w:color="auto" w:val="clear"/>
-            <w:tcMar>
-              <w:top w:type="dxa" w:w="60"/>
-              <w:left w:type="dxa" w:w="100"/>
-              <w:bottom w:type="dxa" w:w="60"/>
-              <w:right w:type="dxa" w:w="100"/>
-            </w:tcMar>
-          </w:tcPr>
-          <w:p>
-            <w:r>
-              <w:rPr>
-                <w:sz w:val="19"/>
-                <w:szCs w:val="19"/>
-              </w:rPr>
-              <w:t xml:space="preserve">Loss of work</w:t>
-            </w:r>
-          </w:p>
-        </w:tc>
-        <w:tc>
-          <w:tcPr>
-            <w:tcW w:type="dxa" w:w="3626"/>
-            <w:tcBorders>
-              <w:top w:val="single" w:color="B8C2D0" w:sz="4"/>
-              <w:left w:val="single" w:color="B8C2D0" w:sz="4"/>
-              <w:bottom w:val="single" w:color="B8C2D0" w:sz="4"/>
-              <w:right w:val="single" w:color="B8C2D0" w:sz="4"/>
-            </w:tcBorders>
-            <w:shd w:fill="FFFFFF" w:color="auto" w:val="clear"/>
-            <w:tcMar>
-              <w:top w:type="dxa" w:w="60"/>
-              <w:left w:type="dxa" w:w="100"/>
-              <w:bottom w:type="dxa" w:w="60"/>
-              <w:right w:type="dxa" w:w="100"/>
-            </w:tcMar>
-          </w:tcPr>
-          <w:p>
-            <w:r>
-              <w:rPr>
-                <w:sz w:val="19"/>
-                <w:szCs w:val="19"/>
-              </w:rPr>
-              <w:t xml:space="preserve">Daily Git commits to GitHub</w:t>
-            </w:r>
-          </w:p>
-        </w:tc>
-      </w:tr>
-      <w:tr>
-        <w:trPr>
-          <w:cantSplit/>
-        </w:trPr>
-        <w:tc>
-          <w:tcPr>
-            <w:tcW w:type="dxa" w:w="3000"/>
-            <w:tcBorders>
-              <w:top w:val="single" w:color="B8C2D0" w:sz="4"/>
-              <w:left w:val="single" w:color="B8C2D0" w:sz="4"/>
-              <w:bottom w:val="single" w:color="B8C2D0" w:sz="4"/>
-              <w:right w:val="single" w:color="B8C2D0" w:sz="4"/>
-            </w:tcBorders>
-            <w:shd w:fill="FFFFFF" w:color="auto" w:val="clear"/>
-            <w:tcMar>
-              <w:top w:type="dxa" w:w="60"/>
-              <w:left w:type="dxa" w:w="100"/>
-              <w:bottom w:type="dxa" w:w="60"/>
-              <w:right w:type="dxa" w:w="100"/>
-            </w:tcMar>
-          </w:tcPr>
-          <w:p>
-            <w:r>
-              <w:rPr>
-                <w:sz w:val="19"/>
-                <w:szCs w:val="19"/>
-              </w:rPr>
-              <w:t xml:space="preserve">Scope grows during development</w:t>
-            </w:r>
-          </w:p>
-        </w:tc>
-        <w:tc>
-          <w:tcPr>
-            <w:tcW w:type="dxa" w:w="1000"/>
-            <w:tcBorders>
-              <w:top w:val="single" w:color="B8C2D0" w:sz="4"/>
-              <w:left w:val="single" w:color="B8C2D0" w:sz="4"/>
-              <w:bottom w:val="single" w:color="B8C2D0" w:sz="4"/>
-              <w:right w:val="single" w:color="B8C2D0" w:sz="4"/>
-            </w:tcBorders>
-            <w:shd w:fill="FFFFFF" w:color="auto" w:val="clear"/>
-            <w:tcMar>
-              <w:top w:type="dxa" w:w="60"/>
-              <w:left w:type="dxa" w:w="100"/>
-              <w:bottom w:type="dxa" w:w="60"/>
-              <w:right w:type="dxa" w:w="100"/>
-            </w:tcMar>
-          </w:tcPr>
-          <w:p>
-            <w:r>
-              <w:rPr>
-                <w:sz w:val="19"/>
-                <w:szCs w:val="19"/>
-              </w:rPr>
-              <w:t xml:space="preserve">Medium</w:t>
-            </w:r>
-          </w:p>
-        </w:tc>
-        <w:tc>
-          <w:tcPr>
-            <w:tcW w:type="dxa" w:w="1400"/>
-            <w:tcBorders>
-              <w:top w:val="single" w:color="B8C2D0" w:sz="4"/>
-              <w:left w:val="single" w:color="B8C2D0" w:sz="4"/>
-              <w:bottom w:val="single" w:color="B8C2D0" w:sz="4"/>
-              <w:right w:val="single" w:color="B8C2D0" w:sz="4"/>
-            </w:tcBorders>
-            <w:shd w:fill="FFFFFF" w:color="auto" w:val="clear"/>
-            <w:tcMar>
-              <w:top w:type="dxa" w:w="60"/>
-              <w:left w:type="dxa" w:w="100"/>
-              <w:bottom w:type="dxa" w:w="60"/>
-              <w:right w:type="dxa" w:w="100"/>
-            </w:tcMar>
-          </w:tcPr>
-          <w:p>
-            <w:r>
-              <w:rPr>
-                <w:sz w:val="19"/>
-                <w:szCs w:val="19"/>
-              </w:rPr>
-              <w:t xml:space="preserve">Delay</w:t>
-            </w:r>
-          </w:p>
-        </w:tc>
-        <w:tc>
-          <w:tcPr>
-            <w:tcW w:type="dxa" w:w="3626"/>
-            <w:tcBorders>
-              <w:top w:val="single" w:color="B8C2D0" w:sz="4"/>
-              <w:left w:val="single" w:color="B8C2D0" w:sz="4"/>
-              <w:bottom w:val="single" w:color="B8C2D0" w:sz="4"/>
-              <w:right w:val="single" w:color="B8C2D0" w:sz="4"/>
-            </w:tcBorders>
-            <w:shd w:fill="FFFFFF" w:color="auto" w:val="clear"/>
-            <w:tcMar>
-              <w:top w:type="dxa" w:w="60"/>
-              <w:left w:type="dxa" w:w="100"/>
-              <w:bottom w:type="dxa" w:w="60"/>
-              <w:right w:type="dxa" w:w="100"/>
-            </w:tcMar>
-          </w:tcPr>
-          <w:p>
-            <w:r>
-              <w:rPr>
-                <w:sz w:val="19"/>
-                <w:szCs w:val="19"/>
-              </w:rPr>
-              <w:t xml:space="preserve">Keep to the scope in Chapter 1; list new ideas as future work</w:t>
-            </w:r>
-          </w:p>
-        </w:tc>
-      </w:tr>
-      <w:tr>
-        <w:trPr>
-          <w:cantSplit/>
-        </w:trPr>
-        <w:tc>
-          <w:tcPr>
-            <w:tcW w:type="dxa" w:w="3000"/>
-            <w:tcBorders>
-              <w:top w:val="single" w:color="B8C2D0" w:sz="4"/>
-              <w:left w:val="single" w:color="B8C2D0" w:sz="4"/>
-              <w:bottom w:val="single" w:color="B8C2D0" w:sz="4"/>
-              <w:right w:val="single" w:color="B8C2D0" w:sz="4"/>
-            </w:tcBorders>
-            <w:shd w:fill="FFFFFF" w:color="auto" w:val="clear"/>
-            <w:tcMar>
-              <w:top w:type="dxa" w:w="60"/>
-              <w:left w:type="dxa" w:w="100"/>
-              <w:bottom w:type="dxa" w:w="60"/>
-              <w:right w:type="dxa" w:w="100"/>
-            </w:tcMar>
-          </w:tcPr>
-          <w:p>
-            <w:r>
-              <w:rPr>
-                <w:sz w:val="19"/>
-                <w:szCs w:val="19"/>
-              </w:rPr>
-              <w:t xml:space="preserve">Staff do not use the system</w:t>
-            </w:r>
-          </w:p>
-        </w:tc>
-        <w:tc>
-          <w:tcPr>
-            <w:tcW w:type="dxa" w:w="1000"/>
-            <w:tcBorders>
-              <w:top w:val="single" w:color="B8C2D0" w:sz="4"/>
-              <w:left w:val="single" w:color="B8C2D0" w:sz="4"/>
-              <w:bottom w:val="single" w:color="B8C2D0" w:sz="4"/>
-              <w:right w:val="single" w:color="B8C2D0" w:sz="4"/>
-            </w:tcBorders>
-            <w:shd w:fill="FFFFFF" w:color="auto" w:val="clear"/>
-            <w:tcMar>
-              <w:top w:type="dxa" w:w="60"/>
-              <w:left w:type="dxa" w:w="100"/>
-              <w:bottom w:type="dxa" w:w="60"/>
-              <w:right w:type="dxa" w:w="100"/>
-            </w:tcMar>
-          </w:tcPr>
-          <w:p>
-            <w:r>
-              <w:rPr>
-                <w:sz w:val="19"/>
-                <w:szCs w:val="19"/>
-              </w:rPr>
-              <w:t xml:space="preserve">Medium</w:t>
-            </w:r>
-          </w:p>
-        </w:tc>
-        <w:tc>
-          <w:tcPr>
-            <w:tcW w:type="dxa" w:w="1400"/>
-            <w:tcBorders>
-              <w:top w:val="single" w:color="B8C2D0" w:sz="4"/>
-              <w:left w:val="single" w:color="B8C2D0" w:sz="4"/>
-              <w:bottom w:val="single" w:color="B8C2D0" w:sz="4"/>
-              <w:right w:val="single" w:color="B8C2D0" w:sz="4"/>
-            </w:tcBorders>
-            <w:shd w:fill="FFFFFF" w:color="auto" w:val="clear"/>
-            <w:tcMar>
-              <w:top w:type="dxa" w:w="60"/>
-              <w:left w:type="dxa" w:w="100"/>
-              <w:bottom w:type="dxa" w:w="60"/>
-              <w:right w:type="dxa" w:w="100"/>
-            </w:tcMar>
-          </w:tcPr>
-          <w:p>
-            <w:r>
-              <w:rPr>
-                <w:sz w:val="19"/>
-                <w:szCs w:val="19"/>
-              </w:rPr>
-              <w:t xml:space="preserve">Low benefit</w:t>
-            </w:r>
-          </w:p>
-        </w:tc>
-        <w:tc>
-          <w:tcPr>
-            <w:tcW w:type="dxa" w:w="3626"/>
-            <w:tcBorders>
-              <w:top w:val="single" w:color="B8C2D0" w:sz="4"/>
-              <w:left w:val="single" w:color="B8C2D0" w:sz="4"/>
-              <w:bottom w:val="single" w:color="B8C2D0" w:sz="4"/>
-              <w:right w:val="single" w:color="B8C2D0" w:sz="4"/>
-            </w:tcBorders>
-            <w:shd w:fill="FFFFFF" w:color="auto" w:val="clear"/>
-            <w:tcMar>
-              <w:top w:type="dxa" w:w="60"/>
-              <w:left w:type="dxa" w:w="100"/>
-              <w:bottom w:type="dxa" w:w="60"/>
-              <w:right w:type="dxa" w:w="100"/>
-            </w:tcMar>
-          </w:tcPr>
-          <w:p>
-            <w:r>
-              <w:rPr>
-                <w:sz w:val="19"/>
-                <w:szCs w:val="19"/>
-              </w:rPr>
-              <w:t xml:space="preserve">Management support, short training, pilot group</w:t>
-            </w:r>
-          </w:p>
-        </w:tc>
-      </w:tr>
-      <w:tr>
-        <w:trPr>
-          <w:cantSplit/>
-        </w:trPr>
-        <w:tc>
-          <w:tcPr>
-            <w:tcW w:type="dxa" w:w="3000"/>
-            <w:tcBorders>
-              <w:top w:val="single" w:color="B8C2D0" w:sz="4"/>
-              <w:left w:val="single" w:color="B8C2D0" w:sz="4"/>
-              <w:bottom w:val="single" w:color="B8C2D0" w:sz="4"/>
-              <w:right w:val="single" w:color="B8C2D0" w:sz="4"/>
-            </w:tcBorders>
-            <w:shd w:fill="FFFFFF" w:color="auto" w:val="clear"/>
-            <w:tcMar>
-              <w:top w:type="dxa" w:w="60"/>
-              <w:left w:type="dxa" w:w="100"/>
-              <w:bottom w:type="dxa" w:w="60"/>
-              <w:right w:type="dxa" w:w="100"/>
-            </w:tcMar>
-          </w:tcPr>
-          <w:p>
-            <w:r>
-              <w:rPr>
-                <w:sz w:val="19"/>
-                <w:szCs w:val="19"/>
-              </w:rPr>
-              <w:t xml:space="preserve">Security weakness in the system</w:t>
-            </w:r>
-          </w:p>
-        </w:tc>
-        <w:tc>
-          <w:tcPr>
-            <w:tcW w:type="dxa" w:w="1000"/>
-            <w:tcBorders>
-              <w:top w:val="single" w:color="B8C2D0" w:sz="4"/>
-              <w:left w:val="single" w:color="B8C2D0" w:sz="4"/>
-              <w:bottom w:val="single" w:color="B8C2D0" w:sz="4"/>
-              <w:right w:val="single" w:color="B8C2D0" w:sz="4"/>
-            </w:tcBorders>
-            <w:shd w:fill="FFFFFF" w:color="auto" w:val="clear"/>
-            <w:tcMar>
-              <w:top w:type="dxa" w:w="60"/>
-              <w:left w:type="dxa" w:w="100"/>
-              <w:bottom w:type="dxa" w:w="60"/>
-              <w:right w:type="dxa" w:w="100"/>
-            </w:tcMar>
-          </w:tcPr>
-          <w:p>
-            <w:r>
-              <w:rPr>
-                <w:sz w:val="19"/>
-                <w:szCs w:val="19"/>
-              </w:rPr>
-              <w:t xml:space="preserve">Low</w:t>
-            </w:r>
-          </w:p>
-        </w:tc>
-        <w:tc>
-          <w:tcPr>
-            <w:tcW w:type="dxa" w:w="1400"/>
-            <w:tcBorders>
-              <w:top w:val="single" w:color="B8C2D0" w:sz="4"/>
-              <w:left w:val="single" w:color="B8C2D0" w:sz="4"/>
-              <w:bottom w:val="single" w:color="B8C2D0" w:sz="4"/>
-              <w:right w:val="single" w:color="B8C2D0" w:sz="4"/>
-            </w:tcBorders>
-            <w:shd w:fill="FFFFFF" w:color="auto" w:val="clear"/>
-            <w:tcMar>
-              <w:top w:type="dxa" w:w="60"/>
-              <w:left w:type="dxa" w:w="100"/>
-              <w:bottom w:type="dxa" w:w="60"/>
-              <w:right w:type="dxa" w:w="100"/>
-            </w:tcMar>
-          </w:tcPr>
-          <w:p>
-            <w:r>
-              <w:rPr>
-                <w:sz w:val="19"/>
-                <w:szCs w:val="19"/>
-              </w:rPr>
-              <w:t xml:space="preserve">Data loss</w:t>
-            </w:r>
-          </w:p>
-        </w:tc>
-        <w:tc>
-          <w:tcPr>
-            <w:tcW w:type="dxa" w:w="3626"/>
-            <w:tcBorders>
-              <w:top w:val="single" w:color="B8C2D0" w:sz="4"/>
-              <w:left w:val="single" w:color="B8C2D0" w:sz="4"/>
-              <w:bottom w:val="single" w:color="B8C2D0" w:sz="4"/>
-              <w:right w:val="single" w:color="B8C2D0" w:sz="4"/>
-            </w:tcBorders>
-            <w:shd w:fill="FFFFFF" w:color="auto" w:val="clear"/>
-            <w:tcMar>
-              <w:top w:type="dxa" w:w="60"/>
-              <w:left w:type="dxa" w:w="100"/>
-              <w:bottom w:type="dxa" w:w="60"/>
-              <w:right w:type="dxa" w:w="100"/>
-            </w:tcMar>
-          </w:tcPr>
-          <w:p>
-            <w:r>
-              <w:rPr>
-                <w:sz w:val="19"/>
-                <w:szCs w:val="19"/>
-              </w:rPr>
-              <w:t xml:space="preserve">Role checks, input checks, throttling, audit log and tests</w:t>
-            </w:r>
-          </w:p>
-        </w:tc>
-      </w:tr>
-    </w:tbl>
-    <w:p>
-      <w:pPr>
-        <w:spacing w:after="120"/>
-      </w:pPr>
-    </w:p>
-    <w:p>
-      <w:pPr>
-        <w:pStyle w:val="Heading1"/>
-      </w:pPr>
-      <w:r>
-        <w:t xml:space="preserve">2.8 Comparison of the Options</w:t>
-      </w:r>
-    </w:p>
-    <w:p>
-      <w:pPr>
-        <w:spacing w:after="120" w:line="300"/>
-      </w:pPr>
-      <w:r>
-        <w:t xml:space="preserve">Each criterion is scored from 1 (poor) to 5 (excellent) and multiplied by its weight.</w:t>
-      </w:r>
-    </w:p>
-    <w:p>
-      <w:pPr>
-        <w:keepNext/>
-        <w:spacing w:after="60" w:before="120"/>
-      </w:pPr>
-      <w:r>
-        <w:rPr>
-          <w:b/>
-          <w:bCs/>
-          <w:color w:val="555555"/>
-          <w:sz w:val="19"/>
-          <w:szCs w:val="19"/>
-        </w:rPr>
-        <w:t xml:space="preserve">Table 2.7: Comparison of options</w:t>
+        <w:t xml:space="preserve">Table 2.6: Comparison of options</w:t>
       </w:r>
     </w:p>
     <w:tbl>
@@ -6315,7 +4928,7 @@
         <w:pStyle w:val="Heading1"/>
       </w:pPr>
       <w:r>
-        <w:t xml:space="preserve">2.9 Recommendation</w:t>
+        <w:t xml:space="preserve">2.8 Recommendation</w:t>
       </w:r>
     </w:p>
     <w:p>
@@ -6323,14 +4936,14 @@
         <w:spacing w:after="120" w:line="300"/>
       </w:pPr>
       <w:r>
-        <w:t xml:space="preserve">All five techniques give a positive result, and Option C has the highest score. </w:t>
+        <w:t xml:space="preserve">All five techniques give a positive result and Option C has the highest score. </w:t>
       </w:r>
       <w:r>
         <w:rPr>
           <w:b/>
           <w:bCs/>
         </w:rPr>
-        <w:t xml:space="preserve">CyberShield Hub should be developed and put into use.</w:t>
+        <w:t xml:space="preserve">CyberShield Hub is the chosen solution.</w:t>
       </w:r>
     </w:p>
     <w:p>
